--- a/manuscript/2.dvm.methods/dvm.methods.08212023.HB.docx
+++ b/manuscript/2.dvm.methods/dvm.methods.08212023.HB.docx
@@ -163,7 +163,17 @@
           <w:sz w:val="24"/>
           <w:szCs w:val="24"/>
         </w:rPr>
-        <w:t>summer. We then used a subset of our data</w:t>
+        <w:t>summer. We th</w:t>
+      </w:r>
+      <w:bookmarkStart w:id="0" w:name="_GoBack"/>
+      <w:bookmarkEnd w:id="0"/>
+      <w:r>
+        <w:rPr>
+          <w:rFonts w:ascii="Times New Roman" w:hAnsi="Times New Roman" w:cs="Times New Roman"/>
+          <w:sz w:val="24"/>
+          <w:szCs w:val="24"/>
+        </w:rPr>
+        <w:t>en used a subset of our data</w:t>
       </w:r>
       <w:r>
         <w:rPr>
@@ -197,7 +207,7 @@
         </w:rPr>
         <w:t xml:space="preserve">in </w:t>
       </w:r>
-      <w:commentRangeStart w:id="0"/>
+      <w:commentRangeStart w:id="1"/>
       <w:r>
         <w:rPr>
           <w:rFonts w:ascii="Times New Roman" w:hAnsi="Times New Roman" w:cs="Times New Roman"/>
@@ -214,12 +224,12 @@
         </w:rPr>
         <w:t xml:space="preserve">. </w:t>
       </w:r>
-      <w:commentRangeEnd w:id="0"/>
+      <w:commentRangeEnd w:id="1"/>
       <w:r>
         <w:rPr>
           <w:rStyle w:val="CommentReference"/>
         </w:rPr>
-        <w:commentReference w:id="0"/>
+        <w:commentReference w:id="1"/>
       </w:r>
       <w:r>
         <w:rPr>
@@ -493,8 +503,8 @@
         </w:rPr>
         <w:t xml:space="preserve">. This portion of the river also contains numerous alcoves, </w:t>
       </w:r>
-      <w:commentRangeStart w:id="1"/>
       <w:commentRangeStart w:id="2"/>
+      <w:commentRangeStart w:id="3"/>
       <w:r>
         <w:rPr>
           <w:rFonts w:ascii="Times New Roman" w:hAnsi="Times New Roman" w:cs="Times New Roman"/>
@@ -503,19 +513,19 @@
         </w:rPr>
         <w:t>floodplain</w:t>
       </w:r>
-      <w:commentRangeEnd w:id="1"/>
+      <w:commentRangeEnd w:id="2"/>
       <w:r>
         <w:rPr>
           <w:rStyle w:val="CommentReference"/>
         </w:rPr>
-        <w:commentReference w:id="1"/>
-      </w:r>
-      <w:commentRangeEnd w:id="2"/>
+        <w:commentReference w:id="2"/>
+      </w:r>
+      <w:commentRangeEnd w:id="3"/>
       <w:r>
         <w:rPr>
           <w:rStyle w:val="CommentReference"/>
         </w:rPr>
-        <w:commentReference w:id="2"/>
+        <w:commentReference w:id="3"/>
       </w:r>
       <w:r>
         <w:rPr>
@@ -860,6 +870,14 @@
           <w:sz w:val="24"/>
           <w:szCs w:val="24"/>
         </w:rPr>
+        <w:t xml:space="preserve"> </w:t>
+      </w:r>
+      <w:r>
+        <w:rPr>
+          <w:rFonts w:ascii="Times New Roman" w:hAnsi="Times New Roman" w:cs="Times New Roman"/>
+          <w:sz w:val="24"/>
+          <w:szCs w:val="24"/>
+        </w:rPr>
         <w:t>arrays</w:t>
       </w:r>
       <w:r>
@@ -1183,23 +1201,7 @@
           <w:sz w:val="24"/>
           <w:szCs w:val="24"/>
         </w:rPr>
-        <w:t>temperature-</w:t>
-      </w:r>
-      <w:r>
-        <w:rPr>
-          <w:rFonts w:ascii="Times New Roman" w:hAnsi="Times New Roman" w:cs="Times New Roman"/>
-          <w:sz w:val="24"/>
-          <w:szCs w:val="24"/>
-        </w:rPr>
-        <w:t>DO</w:t>
-      </w:r>
-      <w:r>
-        <w:rPr>
-          <w:rFonts w:ascii="Times New Roman" w:hAnsi="Times New Roman" w:cs="Times New Roman"/>
-          <w:sz w:val="24"/>
-          <w:szCs w:val="24"/>
-        </w:rPr>
-        <w:t xml:space="preserve"> logger arrays</w:t>
+        <w:t>logger arrays</w:t>
       </w:r>
       <w:r>
         <w:rPr>
@@ -1223,23 +1225,7 @@
           <w:sz w:val="24"/>
           <w:szCs w:val="24"/>
         </w:rPr>
-        <w:t xml:space="preserve">to characterize spatiotemporal heterogeneity in temperature and </w:t>
-      </w:r>
-      <w:r>
-        <w:rPr>
-          <w:rFonts w:ascii="Times New Roman" w:hAnsi="Times New Roman" w:cs="Times New Roman"/>
-          <w:sz w:val="24"/>
-          <w:szCs w:val="24"/>
-        </w:rPr>
-        <w:t>DO</w:t>
-      </w:r>
-      <w:r>
-        <w:rPr>
-          <w:rFonts w:ascii="Times New Roman" w:hAnsi="Times New Roman" w:cs="Times New Roman"/>
-          <w:sz w:val="24"/>
-          <w:szCs w:val="24"/>
-        </w:rPr>
-        <w:t xml:space="preserve"> conditions</w:t>
+        <w:t>to characterize spatiotemporal heterogeneity in conditions</w:t>
       </w:r>
       <w:r>
         <w:rPr>
@@ -1295,23 +1281,7 @@
           <w:sz w:val="24"/>
           <w:szCs w:val="24"/>
         </w:rPr>
-        <w:t>. One of the arrays in Blue Ruin (the site-4 net</w:t>
-      </w:r>
-      <w:r>
-        <w:rPr>
-          <w:rFonts w:ascii="Times New Roman" w:hAnsi="Times New Roman" w:cs="Times New Roman"/>
-          <w:sz w:val="24"/>
-          <w:szCs w:val="24"/>
-        </w:rPr>
-        <w:t xml:space="preserve"> </w:t>
-      </w:r>
-      <w:r>
-        <w:rPr>
-          <w:rFonts w:ascii="Times New Roman" w:hAnsi="Times New Roman" w:cs="Times New Roman"/>
-          <w:sz w:val="24"/>
-          <w:szCs w:val="24"/>
-        </w:rPr>
-        <w:t>pen array),</w:t>
+        <w:t>. One of the arrays in Blue Ruin (the site-4array),</w:t>
       </w:r>
       <w:r>
         <w:rPr>
@@ -1351,7 +1321,39 @@
           <w:sz w:val="24"/>
           <w:szCs w:val="24"/>
         </w:rPr>
-        <w:t xml:space="preserve">obtain fine-resolution profile data. </w:t>
+        <w:t xml:space="preserve">obtain </w:t>
+      </w:r>
+      <w:r>
+        <w:rPr>
+          <w:rFonts w:ascii="Times New Roman" w:hAnsi="Times New Roman" w:cs="Times New Roman"/>
+          <w:sz w:val="24"/>
+          <w:szCs w:val="24"/>
+        </w:rPr>
+        <w:t xml:space="preserve">profile data at a </w:t>
+      </w:r>
+      <w:r>
+        <w:rPr>
+          <w:rFonts w:ascii="Times New Roman" w:hAnsi="Times New Roman" w:cs="Times New Roman"/>
+          <w:sz w:val="24"/>
+          <w:szCs w:val="24"/>
+        </w:rPr>
+        <w:t>fine</w:t>
+      </w:r>
+      <w:r>
+        <w:rPr>
+          <w:rFonts w:ascii="Times New Roman" w:hAnsi="Times New Roman" w:cs="Times New Roman"/>
+          <w:sz w:val="24"/>
+          <w:szCs w:val="24"/>
+        </w:rPr>
+        <w:t xml:space="preserve">r </w:t>
+      </w:r>
+      <w:r>
+        <w:rPr>
+          <w:rFonts w:ascii="Times New Roman" w:hAnsi="Times New Roman" w:cs="Times New Roman"/>
+          <w:sz w:val="24"/>
+          <w:szCs w:val="24"/>
+        </w:rPr>
+        <w:t xml:space="preserve">resolution. </w:t>
       </w:r>
       <w:r>
         <w:rPr>
@@ -2331,6 +2333,46 @@
           <w:sz w:val="24"/>
           <w:szCs w:val="24"/>
         </w:rPr>
+        <w:t>Temperature-DO loggers</w:t>
+      </w:r>
+      <w:r>
+        <w:rPr>
+          <w:rFonts w:ascii="Times New Roman" w:hAnsi="Times New Roman" w:cs="Times New Roman"/>
+          <w:sz w:val="24"/>
+          <w:szCs w:val="24"/>
+        </w:rPr>
+        <w:t xml:space="preserve"> </w:t>
+      </w:r>
+      <w:r>
+        <w:rPr>
+          <w:rFonts w:ascii="Times New Roman" w:hAnsi="Times New Roman" w:cs="Times New Roman"/>
+          <w:sz w:val="24"/>
+          <w:szCs w:val="24"/>
+        </w:rPr>
+        <w:t>(MiniDOT® Logger, dissolved oxygen accuracy to +/- 0.1</w:t>
+      </w:r>
+      <w:r>
+        <w:rPr>
+          <w:rFonts w:ascii="Times New Roman" w:hAnsi="Times New Roman" w:cs="Times New Roman"/>
+          <w:sz w:val="24"/>
+          <w:szCs w:val="24"/>
+        </w:rPr>
+        <w:t>mg</w:t>
+      </w:r>
+      <w:r>
+        <w:rPr>
+          <w:rFonts w:ascii="Times New Roman" w:hAnsi="Times New Roman" w:cs="Times New Roman"/>
+          <w:sz w:val="24"/>
+          <w:szCs w:val="24"/>
+        </w:rPr>
+        <w:t>•</w:t>
+      </w:r>
+      <w:r>
+        <w:rPr>
+          <w:rFonts w:ascii="Times New Roman" w:hAnsi="Times New Roman" w:cs="Times New Roman"/>
+          <w:sz w:val="24"/>
+          <w:szCs w:val="24"/>
+        </w:rPr>
         <w:t>L</w:t>
       </w:r>
       <w:r>
@@ -2338,48 +2380,33 @@
           <w:rFonts w:ascii="Times New Roman" w:hAnsi="Times New Roman" w:cs="Times New Roman"/>
           <w:sz w:val="24"/>
           <w:szCs w:val="24"/>
-        </w:rPr>
-        <w:t xml:space="preserve">oggers </w:t>
-      </w:r>
-      <w:r>
-        <w:rPr>
-          <w:rFonts w:ascii="Times New Roman" w:hAnsi="Times New Roman" w:cs="Times New Roman"/>
-          <w:sz w:val="24"/>
-          <w:szCs w:val="24"/>
-        </w:rPr>
-        <w:t xml:space="preserve">that recorded </w:t>
-      </w:r>
-      <w:r>
-        <w:rPr>
-          <w:rFonts w:ascii="Times New Roman" w:hAnsi="Times New Roman" w:cs="Times New Roman"/>
-          <w:sz w:val="24"/>
-          <w:szCs w:val="24"/>
-        </w:rPr>
-        <w:t xml:space="preserve">DO </w:t>
-      </w:r>
-      <w:r>
-        <w:rPr>
-          <w:rFonts w:ascii="Times New Roman" w:hAnsi="Times New Roman" w:cs="Times New Roman"/>
-          <w:sz w:val="24"/>
-          <w:szCs w:val="24"/>
-        </w:rPr>
-        <w:t xml:space="preserve">and temperature </w:t>
-      </w:r>
-      <w:r>
-        <w:rPr>
-          <w:rFonts w:ascii="Times New Roman" w:hAnsi="Times New Roman" w:cs="Times New Roman"/>
-          <w:sz w:val="24"/>
-          <w:szCs w:val="24"/>
-        </w:rPr>
-        <w:t>(MiniDOT® Logger, dissolved oxygen accuracy to +/- 0.1</w:t>
-      </w:r>
-      <w:r>
-        <w:rPr>
-          <w:rFonts w:ascii="Times New Roman" w:hAnsi="Times New Roman" w:cs="Times New Roman"/>
-          <w:sz w:val="24"/>
-          <w:szCs w:val="24"/>
-        </w:rPr>
-        <w:t>mg</w:t>
+          <w:vertAlign w:val="superscript"/>
+        </w:rPr>
+        <w:t>-1</w:t>
+      </w:r>
+      <w:r>
+        <w:rPr>
+          <w:rFonts w:ascii="Times New Roman" w:hAnsi="Times New Roman" w:cs="Times New Roman"/>
+          <w:sz w:val="24"/>
+          <w:szCs w:val="24"/>
+        </w:rPr>
+        <w:t>and temperature to +/- 0.1℃, or Onset HOBO® U26-001 Dissolved Oxygen Data Logger dissolved oxygen accuracy to +/-</w:t>
+      </w:r>
+      <w:r>
+        <w:rPr>
+          <w:rFonts w:ascii="Times New Roman" w:hAnsi="Times New Roman" w:cs="Times New Roman"/>
+          <w:sz w:val="24"/>
+          <w:szCs w:val="24"/>
+        </w:rPr>
+        <w:t xml:space="preserve"> </w:t>
+      </w:r>
+      <w:r>
+        <w:rPr>
+          <w:rFonts w:ascii="Times New Roman" w:hAnsi="Times New Roman" w:cs="Times New Roman"/>
+          <w:sz w:val="24"/>
+          <w:szCs w:val="24"/>
+        </w:rPr>
+        <w:t>0.2mg</w:t>
       </w:r>
       <w:r>
         <w:rPr>
@@ -2412,55 +2439,6 @@
           <w:sz w:val="24"/>
           <w:szCs w:val="24"/>
         </w:rPr>
-        <w:t>and temperature to +/- 0.1℃, or Onset HOBO® U26-001 Dissolved Oxygen Data Logger dissolved oxygen accuracy to +/-</w:t>
-      </w:r>
-      <w:r>
-        <w:rPr>
-          <w:rFonts w:ascii="Times New Roman" w:hAnsi="Times New Roman" w:cs="Times New Roman"/>
-          <w:sz w:val="24"/>
-          <w:szCs w:val="24"/>
-        </w:rPr>
-        <w:t xml:space="preserve"> </w:t>
-      </w:r>
-      <w:r>
-        <w:rPr>
-          <w:rFonts w:ascii="Times New Roman" w:hAnsi="Times New Roman" w:cs="Times New Roman"/>
-          <w:sz w:val="24"/>
-          <w:szCs w:val="24"/>
-        </w:rPr>
-        <w:t>0.2mg</w:t>
-      </w:r>
-      <w:r>
-        <w:rPr>
-          <w:rFonts w:ascii="Times New Roman" w:hAnsi="Times New Roman" w:cs="Times New Roman"/>
-          <w:sz w:val="24"/>
-          <w:szCs w:val="24"/>
-        </w:rPr>
-        <w:t>•</w:t>
-      </w:r>
-      <w:r>
-        <w:rPr>
-          <w:rFonts w:ascii="Times New Roman" w:hAnsi="Times New Roman" w:cs="Times New Roman"/>
-          <w:sz w:val="24"/>
-          <w:szCs w:val="24"/>
-        </w:rPr>
-        <w:t>L</w:t>
-      </w:r>
-      <w:r>
-        <w:rPr>
-          <w:rFonts w:ascii="Times New Roman" w:hAnsi="Times New Roman" w:cs="Times New Roman"/>
-          <w:sz w:val="24"/>
-          <w:szCs w:val="24"/>
-          <w:vertAlign w:val="superscript"/>
-        </w:rPr>
-        <w:t>-1</w:t>
-      </w:r>
-      <w:r>
-        <w:rPr>
-          <w:rFonts w:ascii="Times New Roman" w:hAnsi="Times New Roman" w:cs="Times New Roman"/>
-          <w:sz w:val="24"/>
-          <w:szCs w:val="24"/>
-        </w:rPr>
         <w:t>, and</w:t>
       </w:r>
       <w:r>
@@ -2495,7 +2473,7 @@
         </w:rPr>
         <w:t xml:space="preserve">cm below the </w:t>
       </w:r>
-      <w:commentRangeStart w:id="3"/>
+      <w:commentRangeStart w:id="4"/>
       <w:r>
         <w:rPr>
           <w:rFonts w:ascii="Times New Roman" w:hAnsi="Times New Roman" w:cs="Times New Roman"/>
@@ -2504,12 +2482,12 @@
         </w:rPr>
         <w:t>surface</w:t>
       </w:r>
-      <w:commentRangeEnd w:id="3"/>
+      <w:commentRangeEnd w:id="4"/>
       <w:r>
         <w:rPr>
           <w:rStyle w:val="CommentReference"/>
         </w:rPr>
-        <w:commentReference w:id="3"/>
+        <w:commentReference w:id="4"/>
       </w:r>
       <w:r>
         <w:rPr>
@@ -3202,7 +3180,39 @@
           <w:sz w:val="24"/>
           <w:szCs w:val="24"/>
         </w:rPr>
-        <w:t>Two of the dissolved oxygen and temperature loggers at the site-4 net pen array (loggers at 1.55m and 0.5m depth)became fouled with algae during the study and frequently recorded excessively high and low dissolved oxygen concentrations (despite weekly cleaning of the sensors). The site-5 logger array</w:t>
+        <w:t>Two of the dissolved oxygen and temperature loggers at the site-4 net pen array (loggers at 1.55m and 0.5m depth)</w:t>
+      </w:r>
+      <w:r>
+        <w:rPr>
+          <w:rFonts w:ascii="Times New Roman" w:hAnsi="Times New Roman" w:cs="Times New Roman"/>
+          <w:sz w:val="24"/>
+          <w:szCs w:val="24"/>
+        </w:rPr>
+        <w:t xml:space="preserve"> </w:t>
+      </w:r>
+      <w:r>
+        <w:rPr>
+          <w:rFonts w:ascii="Times New Roman" w:hAnsi="Times New Roman" w:cs="Times New Roman"/>
+          <w:sz w:val="24"/>
+          <w:szCs w:val="24"/>
+        </w:rPr>
+        <w:t xml:space="preserve">became fouled with algae during the study and frequently recorded excessively high and low </w:t>
+      </w:r>
+      <w:r>
+        <w:rPr>
+          <w:rFonts w:ascii="Times New Roman" w:hAnsi="Times New Roman" w:cs="Times New Roman"/>
+          <w:sz w:val="24"/>
+          <w:szCs w:val="24"/>
+        </w:rPr>
+        <w:t>DO</w:t>
+      </w:r>
+      <w:r>
+        <w:rPr>
+          <w:rFonts w:ascii="Times New Roman" w:hAnsi="Times New Roman" w:cs="Times New Roman"/>
+          <w:sz w:val="24"/>
+          <w:szCs w:val="24"/>
+        </w:rPr>
+        <w:t xml:space="preserve"> concentrations (despite weekly cleaning of the sensors). The site-5 logger array</w:t>
       </w:r>
       <w:r>
         <w:rPr>
@@ -3236,7 +3246,7 @@
         </w:rPr>
         <w:t xml:space="preserve">, however, was within 10m of the site-4 net pen array and </w:t>
       </w:r>
-      <w:commentRangeStart w:id="4"/>
+      <w:commentRangeStart w:id="5"/>
       <w:r>
         <w:rPr>
           <w:rFonts w:ascii="Times New Roman" w:hAnsi="Times New Roman" w:cs="Times New Roman"/>
@@ -3245,12 +3255,12 @@
         </w:rPr>
         <w:t xml:space="preserve">comparison of logger data </w:t>
       </w:r>
-      <w:commentRangeEnd w:id="4"/>
+      <w:commentRangeEnd w:id="5"/>
       <w:r>
         <w:rPr>
           <w:rStyle w:val="CommentReference"/>
         </w:rPr>
-        <w:commentReference w:id="4"/>
+        <w:commentReference w:id="5"/>
       </w:r>
       <w:r>
         <w:rPr>
@@ -3379,25 +3389,7 @@
           <w:sz w:val="24"/>
           <w:szCs w:val="24"/>
         </w:rPr>
-        <w:t xml:space="preserve"> data from the site-5 array recorded by the loggers at the closest aligning depths (loggers at 1.35 and 0.4m depth respectively). This new dataset was used for the depth selection simulation, </w:t>
-      </w:r>
-      <w:del w:id="5" w:author="Barrett, Hannah" w:date="2023-09-21T10:23:00Z">
-        <w:r>
-          <w:rPr>
-            <w:rFonts w:ascii="Times New Roman" w:hAnsi="Times New Roman" w:cs="Times New Roman"/>
-            <w:sz w:val="24"/>
-            <w:szCs w:val="24"/>
-          </w:rPr>
-          <w:delText xml:space="preserve">and </w:delText>
-        </w:r>
-      </w:del>
-      <w:r>
-        <w:rPr>
-          <w:rFonts w:ascii="Times New Roman" w:hAnsi="Times New Roman" w:cs="Times New Roman"/>
-          <w:sz w:val="24"/>
-          <w:szCs w:val="24"/>
-        </w:rPr>
-        <w:t xml:space="preserve">to quantify fish </w:t>
+        <w:t xml:space="preserve"> data from the site-5 array recorded by the loggers at the closest aligning depths (loggers at 1.35 and 0.4m depth respectively). This new dataset was used for the depth selection simulation, to quantify fish </w:t>
       </w:r>
       <w:r>
         <w:rPr>
@@ -3415,16 +3407,14 @@
         </w:rPr>
         <w:t>selection from our enclosure study</w:t>
       </w:r>
-      <w:ins w:id="6" w:author="Barrett, Hannah" w:date="2023-09-21T10:23:00Z">
-        <w:r>
-          <w:rPr>
-            <w:rFonts w:ascii="Times New Roman" w:hAnsi="Times New Roman" w:cs="Times New Roman"/>
-            <w:sz w:val="24"/>
-            <w:szCs w:val="24"/>
-          </w:rPr>
-          <w:t>, and for the habitat selection function</w:t>
-        </w:r>
-      </w:ins>
+      <w:r>
+        <w:rPr>
+          <w:rFonts w:ascii="Times New Roman" w:hAnsi="Times New Roman" w:cs="Times New Roman"/>
+          <w:sz w:val="24"/>
+          <w:szCs w:val="24"/>
+        </w:rPr>
+        <w:t>, and for the habitat selection function</w:t>
+      </w:r>
       <w:r>
         <w:rPr>
           <w:rFonts w:ascii="Times New Roman" w:hAnsi="Times New Roman" w:cs="Times New Roman"/>
@@ -3513,7 +3503,23 @@
           <w:sz w:val="24"/>
           <w:szCs w:val="24"/>
         </w:rPr>
-        <w:t xml:space="preserve"> of estimated temperatures set at every 0.2m and spanning the entire water column</w:t>
+        <w:t xml:space="preserve"> of estimated temperatures set at every 0.2m and spanning the entire </w:t>
+      </w:r>
+      <w:r>
+        <w:rPr>
+          <w:rFonts w:ascii="Times New Roman" w:hAnsi="Times New Roman" w:cs="Times New Roman"/>
+          <w:sz w:val="24"/>
+          <w:szCs w:val="24"/>
+        </w:rPr>
+        <w:t xml:space="preserve">depth of the </w:t>
+      </w:r>
+      <w:r>
+        <w:rPr>
+          <w:rFonts w:ascii="Times New Roman" w:hAnsi="Times New Roman" w:cs="Times New Roman"/>
+          <w:sz w:val="24"/>
+          <w:szCs w:val="24"/>
+        </w:rPr>
+        <w:t>water column</w:t>
       </w:r>
       <w:r>
         <w:rPr>
@@ -4110,8 +4116,8 @@
         </w:rPr>
         <w:t xml:space="preserve"> optimal</w:t>
       </w:r>
+      <w:commentRangeStart w:id="6"/>
       <w:commentRangeStart w:id="7"/>
-      <w:commentRangeStart w:id="8"/>
       <w:r>
         <w:rPr>
           <w:rFonts w:ascii="Times New Roman" w:hAnsi="Times New Roman" w:cs="Times New Roman"/>
@@ -4200,19 +4206,19 @@
         </w:rPr>
         <w:t xml:space="preserve">recorded over this </w:t>
       </w:r>
+      <w:commentRangeEnd w:id="6"/>
+      <w:r>
+        <w:rPr>
+          <w:rStyle w:val="CommentReference"/>
+        </w:rPr>
+        <w:commentReference w:id="6"/>
+      </w:r>
       <w:commentRangeEnd w:id="7"/>
       <w:r>
         <w:rPr>
           <w:rStyle w:val="CommentReference"/>
         </w:rPr>
         <w:commentReference w:id="7"/>
-      </w:r>
-      <w:commentRangeEnd w:id="8"/>
-      <w:r>
-        <w:rPr>
-          <w:rStyle w:val="CommentReference"/>
-        </w:rPr>
-        <w:commentReference w:id="8"/>
       </w:r>
       <w:r>
         <w:rPr>
@@ -4246,7 +4252,23 @@
           <w:sz w:val="24"/>
           <w:szCs w:val="24"/>
         </w:rPr>
-        <w:t>the TDO</w:t>
+        <w:t>a</w:t>
+      </w:r>
+      <w:r>
+        <w:rPr>
+          <w:rFonts w:ascii="Times New Roman" w:hAnsi="Times New Roman" w:cs="Times New Roman"/>
+          <w:sz w:val="24"/>
+          <w:szCs w:val="24"/>
+        </w:rPr>
+        <w:t xml:space="preserve"> </w:t>
+      </w:r>
+      <w:r>
+        <w:rPr>
+          <w:rFonts w:ascii="Times New Roman" w:hAnsi="Times New Roman" w:cs="Times New Roman"/>
+          <w:sz w:val="24"/>
+          <w:szCs w:val="24"/>
+        </w:rPr>
+        <w:t>TDO</w:t>
       </w:r>
       <w:r>
         <w:rPr>
@@ -4553,7 +4575,7 @@
       <w:pPr>
         <w:spacing w:line="480" w:lineRule="auto"/>
         <w:rPr>
-          <w:rFonts w:ascii="Times New Roman" w:hAnsi="Times New Roman" w:cs="Times New Roman"/>
+          <w:rFonts w:ascii="Times New Roman" w:eastAsiaTheme="minorEastAsia" w:hAnsi="Times New Roman" w:cs="Times New Roman"/>
           <w:sz w:val="24"/>
           <w:szCs w:val="24"/>
         </w:rPr>
@@ -4688,19 +4710,51 @@
       </w:r>
       <w:r>
         <w:rPr>
-          <w:rFonts w:ascii="Times New Roman" w:hAnsi="Times New Roman" w:cs="Times New Roman"/>
-          <w:sz w:val="24"/>
-          <w:szCs w:val="24"/>
-        </w:rPr>
-        <w:t>Fish depth was estimated using a modified slope equation:</w:t>
+          <w:rFonts w:ascii="Times New Roman" w:eastAsiaTheme="minorEastAsia" w:hAnsi="Times New Roman" w:cs="Times New Roman"/>
+          <w:sz w:val="24"/>
+          <w:szCs w:val="24"/>
+        </w:rPr>
+        <w:t xml:space="preserve">We used this same equation to estimate the </w:t>
+      </w:r>
+      <w:r>
+        <w:rPr>
+          <w:rFonts w:ascii="Times New Roman" w:eastAsiaTheme="minorEastAsia" w:hAnsi="Times New Roman" w:cs="Times New Roman"/>
+          <w:sz w:val="24"/>
+          <w:szCs w:val="24"/>
+        </w:rPr>
+        <w:t>DO</w:t>
+      </w:r>
+      <w:r>
+        <w:rPr>
+          <w:rFonts w:ascii="Times New Roman" w:eastAsiaTheme="minorEastAsia" w:hAnsi="Times New Roman" w:cs="Times New Roman"/>
+          <w:sz w:val="24"/>
+          <w:szCs w:val="24"/>
+        </w:rPr>
+        <w:t xml:space="preserve"> concentration for each </w:t>
+      </w:r>
+      <w:r>
+        <w:rPr>
+          <w:rFonts w:ascii="Times New Roman" w:eastAsiaTheme="minorEastAsia" w:hAnsi="Times New Roman" w:cs="Times New Roman"/>
+          <w:sz w:val="24"/>
+          <w:szCs w:val="24"/>
+        </w:rPr>
+        <w:t xml:space="preserve">calculated </w:t>
+      </w:r>
+      <w:r>
+        <w:rPr>
+          <w:rFonts w:ascii="Times New Roman" w:eastAsiaTheme="minorEastAsia" w:hAnsi="Times New Roman" w:cs="Times New Roman"/>
+          <w:sz w:val="24"/>
+          <w:szCs w:val="24"/>
+        </w:rPr>
+        <w:t xml:space="preserve">fish depth. </w:t>
       </w:r>
     </w:p>
     <w:p>
       <w:pPr>
         <w:spacing w:line="480" w:lineRule="auto"/>
-        <w:jc w:val="center"/>
-        <w:rPr>
-          <w:rFonts w:ascii="Times New Roman" w:hAnsi="Times New Roman" w:cs="Times New Roman"/>
+        <w:rPr>
+          <w:rFonts w:ascii="Times New Roman" w:hAnsi="Times New Roman" w:cs="Times New Roman"/>
+          <w:i/>
           <w:sz w:val="24"/>
           <w:szCs w:val="24"/>
         </w:rPr>
@@ -4708,67 +4762,27 @@
       <w:r>
         <w:rPr>
           <w:rFonts w:ascii="Times New Roman" w:hAnsi="Times New Roman" w:cs="Times New Roman"/>
-          <w:sz w:val="24"/>
-          <w:szCs w:val="24"/>
-        </w:rPr>
-        <w:t xml:space="preserve">Equation 3: </w:t>
-      </w:r>
-      <m:oMath>
-        <m:r>
-          <w:rPr>
-            <w:rFonts w:ascii="Cambria Math" w:hAnsi="Cambria Math" w:cs="Times New Roman"/>
-            <w:sz w:val="24"/>
-            <w:szCs w:val="24"/>
-          </w:rPr>
-          <m:t>f=d1+</m:t>
-        </m:r>
-        <m:f>
-          <m:fPr>
-            <m:ctrlPr>
-              <w:rPr>
-                <w:rFonts w:ascii="Cambria Math" w:hAnsi="Cambria Math" w:cs="Times New Roman"/>
-                <w:i/>
-                <w:sz w:val="24"/>
-                <w:szCs w:val="24"/>
-              </w:rPr>
-            </m:ctrlPr>
-          </m:fPr>
-          <m:num>
-            <m:r>
-              <w:rPr>
-                <w:rFonts w:ascii="Cambria Math" w:hAnsi="Cambria Math" w:cs="Times New Roman"/>
-                <w:sz w:val="24"/>
-                <w:szCs w:val="24"/>
-              </w:rPr>
-              <m:t>d2-d1</m:t>
-            </m:r>
-          </m:num>
-          <m:den>
-            <m:r>
-              <w:rPr>
-                <w:rFonts w:ascii="Cambria Math" w:hAnsi="Cambria Math" w:cs="Times New Roman"/>
-                <w:sz w:val="24"/>
-                <w:szCs w:val="24"/>
-              </w:rPr>
-              <m:t>x2-x1</m:t>
-            </m:r>
-          </m:den>
-        </m:f>
-        <m:r>
-          <w:rPr>
-            <w:rFonts w:ascii="Cambria Math" w:hAnsi="Cambria Math" w:cs="Times New Roman"/>
-            <w:sz w:val="24"/>
-            <w:szCs w:val="24"/>
-          </w:rPr>
-          <m:t>*(t-x1)</m:t>
-        </m:r>
-      </m:oMath>
+          <w:i/>
+          <w:sz w:val="24"/>
+          <w:szCs w:val="24"/>
+        </w:rPr>
+        <w:t xml:space="preserve">Habitat selection </w:t>
+      </w:r>
+      <w:r>
+        <w:rPr>
+          <w:rFonts w:ascii="Times New Roman" w:hAnsi="Times New Roman" w:cs="Times New Roman"/>
+          <w:i/>
+          <w:sz w:val="24"/>
+          <w:szCs w:val="24"/>
+        </w:rPr>
+        <w:t>function</w:t>
+      </w:r>
     </w:p>
     <w:p>
       <w:pPr>
         <w:spacing w:line="480" w:lineRule="auto"/>
         <w:rPr>
-          <w:rFonts w:ascii="Times New Roman" w:eastAsiaTheme="minorEastAsia" w:hAnsi="Times New Roman" w:cs="Times New Roman"/>
+          <w:rFonts w:ascii="Times New Roman" w:hAnsi="Times New Roman" w:cs="Times New Roman"/>
           <w:sz w:val="24"/>
           <w:szCs w:val="24"/>
         </w:rPr>
@@ -4779,133 +4793,459 @@
           <w:sz w:val="24"/>
           <w:szCs w:val="24"/>
         </w:rPr>
-        <w:t xml:space="preserve">Where </w:t>
-      </w:r>
-      <m:oMath>
-        <m:r>
-          <w:rPr>
-            <w:rFonts w:ascii="Cambria Math" w:hAnsi="Cambria Math" w:cs="Times New Roman"/>
-            <w:sz w:val="24"/>
-            <w:szCs w:val="24"/>
-          </w:rPr>
-          <m:t>f</m:t>
-        </m:r>
-      </m:oMath>
-      <w:r>
-        <w:rPr>
-          <w:rFonts w:ascii="Times New Roman" w:eastAsiaTheme="minorEastAsia" w:hAnsi="Times New Roman" w:cs="Times New Roman"/>
-          <w:sz w:val="24"/>
-          <w:szCs w:val="24"/>
-        </w:rPr>
-        <w:t xml:space="preserve"> is estimated fish depth, </w:t>
-      </w:r>
-      <m:oMath>
-        <m:r>
-          <w:rPr>
-            <w:rFonts w:ascii="Cambria Math" w:hAnsi="Cambria Math" w:cs="Times New Roman"/>
-            <w:sz w:val="24"/>
-            <w:szCs w:val="24"/>
-          </w:rPr>
-          <m:t>x1</m:t>
-        </m:r>
-      </m:oMath>
-      <w:r>
-        <w:rPr>
-          <w:rFonts w:ascii="Times New Roman" w:eastAsiaTheme="minorEastAsia" w:hAnsi="Times New Roman" w:cs="Times New Roman"/>
-          <w:sz w:val="24"/>
-          <w:szCs w:val="24"/>
-        </w:rPr>
-        <w:t xml:space="preserve"> and </w:t>
-      </w:r>
-      <m:oMath>
-        <m:r>
-          <w:rPr>
-            <w:rFonts w:ascii="Cambria Math" w:hAnsi="Cambria Math" w:cs="Times New Roman"/>
-            <w:sz w:val="24"/>
-            <w:szCs w:val="24"/>
-          </w:rPr>
-          <m:t>x2</m:t>
-        </m:r>
-      </m:oMath>
-      <w:r>
-        <w:rPr>
-          <w:rFonts w:ascii="Times New Roman" w:eastAsiaTheme="minorEastAsia" w:hAnsi="Times New Roman" w:cs="Times New Roman"/>
-          <w:sz w:val="24"/>
-          <w:szCs w:val="24"/>
-        </w:rPr>
-        <w:t xml:space="preserve"> are the bounding </w:t>
-      </w:r>
-      <w:r>
-        <w:rPr>
-          <w:rFonts w:ascii="Times New Roman" w:eastAsiaTheme="minorEastAsia" w:hAnsi="Times New Roman" w:cs="Times New Roman"/>
-          <w:sz w:val="24"/>
-          <w:szCs w:val="24"/>
-        </w:rPr>
-        <w:t xml:space="preserve">estimated </w:t>
-      </w:r>
-      <w:r>
-        <w:rPr>
-          <w:rFonts w:ascii="Times New Roman" w:eastAsiaTheme="minorEastAsia" w:hAnsi="Times New Roman" w:cs="Times New Roman"/>
-          <w:sz w:val="24"/>
-          <w:szCs w:val="24"/>
-        </w:rPr>
-        <w:t xml:space="preserve">water </w:t>
-      </w:r>
-      <w:r>
-        <w:rPr>
-          <w:rFonts w:ascii="Times New Roman" w:eastAsiaTheme="minorEastAsia" w:hAnsi="Times New Roman" w:cs="Times New Roman"/>
-          <w:sz w:val="24"/>
-          <w:szCs w:val="24"/>
-        </w:rPr>
-        <w:t xml:space="preserve">temperatures, </w:t>
-      </w:r>
-      <m:oMath>
-        <m:r>
-          <w:rPr>
-            <w:rFonts w:ascii="Cambria Math" w:hAnsi="Cambria Math" w:cs="Times New Roman"/>
-            <w:sz w:val="24"/>
-            <w:szCs w:val="24"/>
-          </w:rPr>
-          <m:t>d1</m:t>
-        </m:r>
-      </m:oMath>
-      <w:r>
-        <w:rPr>
-          <w:rFonts w:ascii="Times New Roman" w:eastAsiaTheme="minorEastAsia" w:hAnsi="Times New Roman" w:cs="Times New Roman"/>
-          <w:sz w:val="24"/>
-          <w:szCs w:val="24"/>
-        </w:rPr>
-        <w:t xml:space="preserve"> and </w:t>
-      </w:r>
-      <m:oMath>
-        <m:r>
-          <w:rPr>
-            <w:rFonts w:ascii="Cambria Math" w:hAnsi="Cambria Math" w:cs="Times New Roman"/>
-            <w:sz w:val="24"/>
-            <w:szCs w:val="24"/>
-          </w:rPr>
-          <m:t>d2</m:t>
-        </m:r>
-      </m:oMath>
-      <w:r>
-        <w:rPr>
-          <w:rFonts w:ascii="Times New Roman" w:eastAsiaTheme="minorEastAsia" w:hAnsi="Times New Roman" w:cs="Times New Roman"/>
-          <w:sz w:val="24"/>
-          <w:szCs w:val="24"/>
-        </w:rPr>
-        <w:t xml:space="preserve"> are the bounding depths</w:t>
-      </w:r>
-      <w:r>
-        <w:rPr>
-          <w:rFonts w:ascii="Times New Roman" w:eastAsiaTheme="minorEastAsia" w:hAnsi="Times New Roman" w:cs="Times New Roman"/>
-          <w:sz w:val="24"/>
-          <w:szCs w:val="24"/>
-        </w:rPr>
-        <w:t xml:space="preserve"> of those estimated temperatures</w:t>
-      </w:r>
-      <w:r>
-        <w:rPr>
-          <w:rFonts w:ascii="Times New Roman" w:eastAsiaTheme="minorEastAsia" w:hAnsi="Times New Roman" w:cs="Times New Roman"/>
+        <w:t>Habitat selection functions (HSF</w:t>
+      </w:r>
+      <w:r>
+        <w:rPr>
+          <w:rFonts w:ascii="Times New Roman" w:hAnsi="Times New Roman" w:cs="Times New Roman"/>
+          <w:sz w:val="24"/>
+          <w:szCs w:val="24"/>
+        </w:rPr>
+        <w:t xml:space="preserve">s) are commonly used to determine animal habitat use given multiple accessible (and measurable) habitat covariates. Here, we fit a HSF to ouriButton data to estimate the probability of selection, given the range of temperature and </w:t>
+      </w:r>
+      <w:r>
+        <w:rPr>
+          <w:rFonts w:ascii="Times New Roman" w:hAnsi="Times New Roman" w:cs="Times New Roman"/>
+          <w:sz w:val="24"/>
+          <w:szCs w:val="24"/>
+        </w:rPr>
+        <w:t>oxygen available</w:t>
+      </w:r>
+      <w:r>
+        <w:rPr>
+          <w:rFonts w:ascii="Times New Roman" w:hAnsi="Times New Roman" w:cs="Times New Roman"/>
+          <w:sz w:val="24"/>
+          <w:szCs w:val="24"/>
+        </w:rPr>
+        <w:t xml:space="preserve">. </w:t>
+      </w:r>
+      <w:r>
+        <w:rPr>
+          <w:rFonts w:ascii="Times New Roman" w:hAnsi="Times New Roman" w:cs="Times New Roman"/>
+          <w:sz w:val="24"/>
+          <w:szCs w:val="24"/>
+        </w:rPr>
+        <w:t>The stressors of low DO and high temperature are temporally out of phase</w:t>
+      </w:r>
+      <w:r>
+        <w:rPr>
+          <w:rFonts w:ascii="Times New Roman" w:hAnsi="Times New Roman" w:cs="Times New Roman"/>
+          <w:sz w:val="24"/>
+          <w:szCs w:val="24"/>
+        </w:rPr>
+        <w:t xml:space="preserve">, </w:t>
+      </w:r>
+      <w:r>
+        <w:rPr>
+          <w:rFonts w:ascii="Times New Roman" w:hAnsi="Times New Roman" w:cs="Times New Roman"/>
+          <w:sz w:val="24"/>
+          <w:szCs w:val="24"/>
+        </w:rPr>
+        <w:t xml:space="preserve">and </w:t>
+      </w:r>
+      <w:r>
+        <w:rPr>
+          <w:rFonts w:ascii="Times New Roman" w:hAnsi="Times New Roman" w:cs="Times New Roman"/>
+          <w:sz w:val="24"/>
+          <w:szCs w:val="24"/>
+        </w:rPr>
+        <w:t>a HSF allow</w:t>
+      </w:r>
+      <w:r>
+        <w:rPr>
+          <w:rFonts w:ascii="Times New Roman" w:hAnsi="Times New Roman" w:cs="Times New Roman"/>
+          <w:sz w:val="24"/>
+          <w:szCs w:val="24"/>
+        </w:rPr>
+        <w:t>ed</w:t>
+      </w:r>
+      <w:r>
+        <w:rPr>
+          <w:rFonts w:ascii="Times New Roman" w:hAnsi="Times New Roman" w:cs="Times New Roman"/>
+          <w:sz w:val="24"/>
+          <w:szCs w:val="24"/>
+        </w:rPr>
+        <w:t xml:space="preserve"> us to test whether</w:t>
+      </w:r>
+      <w:r>
+        <w:rPr>
+          <w:rFonts w:ascii="Times New Roman" w:hAnsi="Times New Roman" w:cs="Times New Roman"/>
+          <w:sz w:val="24"/>
+          <w:szCs w:val="24"/>
+        </w:rPr>
+        <w:t xml:space="preserve"> preference for two </w:t>
+      </w:r>
+      <w:r>
+        <w:rPr>
+          <w:rFonts w:ascii="Times New Roman" w:hAnsi="Times New Roman" w:cs="Times New Roman"/>
+          <w:sz w:val="24"/>
+          <w:szCs w:val="24"/>
+        </w:rPr>
+        <w:t xml:space="preserve">these two </w:t>
+      </w:r>
+      <w:r>
+        <w:rPr>
+          <w:rFonts w:ascii="Times New Roman" w:hAnsi="Times New Roman" w:cs="Times New Roman"/>
+          <w:sz w:val="24"/>
+          <w:szCs w:val="24"/>
+        </w:rPr>
+        <w:t xml:space="preserve">variables </w:t>
+      </w:r>
+      <w:r>
+        <w:rPr>
+          <w:rFonts w:ascii="Times New Roman" w:hAnsi="Times New Roman" w:cs="Times New Roman"/>
+          <w:sz w:val="24"/>
+          <w:szCs w:val="24"/>
+        </w:rPr>
+        <w:t>was</w:t>
+      </w:r>
+      <w:r>
+        <w:rPr>
+          <w:rFonts w:ascii="Times New Roman" w:hAnsi="Times New Roman" w:cs="Times New Roman"/>
+          <w:sz w:val="24"/>
+          <w:szCs w:val="24"/>
+        </w:rPr>
+        <w:t xml:space="preserve"> </w:t>
+      </w:r>
+      <w:r>
+        <w:rPr>
+          <w:rFonts w:ascii="Times New Roman" w:hAnsi="Times New Roman" w:cs="Times New Roman"/>
+          <w:sz w:val="24"/>
+          <w:szCs w:val="24"/>
+        </w:rPr>
+        <w:t>consistent</w:t>
+      </w:r>
+      <w:r>
+        <w:rPr>
+          <w:rFonts w:ascii="Times New Roman" w:hAnsi="Times New Roman" w:cs="Times New Roman"/>
+          <w:sz w:val="24"/>
+          <w:szCs w:val="24"/>
+        </w:rPr>
+        <w:t>, or whether fish opt</w:t>
+      </w:r>
+      <w:r>
+        <w:rPr>
+          <w:rFonts w:ascii="Times New Roman" w:hAnsi="Times New Roman" w:cs="Times New Roman"/>
+          <w:sz w:val="24"/>
+          <w:szCs w:val="24"/>
+        </w:rPr>
+        <w:t>ed</w:t>
+      </w:r>
+      <w:r>
+        <w:rPr>
+          <w:rFonts w:ascii="Times New Roman" w:hAnsi="Times New Roman" w:cs="Times New Roman"/>
+          <w:sz w:val="24"/>
+          <w:szCs w:val="24"/>
+        </w:rPr>
+        <w:t xml:space="preserve"> to maximize one variable while the other </w:t>
+      </w:r>
+      <w:r>
+        <w:rPr>
+          <w:rFonts w:ascii="Times New Roman" w:hAnsi="Times New Roman" w:cs="Times New Roman"/>
+          <w:sz w:val="24"/>
+          <w:szCs w:val="24"/>
+        </w:rPr>
+        <w:t xml:space="preserve">was </w:t>
+      </w:r>
+      <w:r>
+        <w:rPr>
+          <w:rFonts w:ascii="Times New Roman" w:hAnsi="Times New Roman" w:cs="Times New Roman"/>
+          <w:sz w:val="24"/>
+          <w:szCs w:val="24"/>
+        </w:rPr>
+        <w:t>out of phase.</w:t>
+      </w:r>
+      <w:r>
+        <w:rPr>
+          <w:rFonts w:ascii="Times New Roman" w:hAnsi="Times New Roman" w:cs="Times New Roman"/>
+          <w:sz w:val="24"/>
+          <w:szCs w:val="24"/>
+        </w:rPr>
+        <w:t xml:space="preserve"> </w:t>
+      </w:r>
+      <w:r>
+        <w:rPr>
+          <w:rFonts w:ascii="Times New Roman" w:hAnsi="Times New Roman" w:cs="Times New Roman"/>
+          <w:sz w:val="24"/>
+          <w:szCs w:val="24"/>
+        </w:rPr>
+        <w:t>Our aim</w:t>
+      </w:r>
+      <w:r>
+        <w:rPr>
+          <w:rFonts w:ascii="Times New Roman" w:hAnsi="Times New Roman" w:cs="Times New Roman"/>
+          <w:sz w:val="24"/>
+          <w:szCs w:val="24"/>
+        </w:rPr>
+        <w:t xml:space="preserve"> was to </w:t>
+      </w:r>
+      <w:r>
+        <w:rPr>
+          <w:rFonts w:ascii="Times New Roman" w:hAnsi="Times New Roman" w:cs="Times New Roman"/>
+          <w:sz w:val="24"/>
+          <w:szCs w:val="24"/>
+        </w:rPr>
+        <w:t xml:space="preserve">use a HSF to </w:t>
+      </w:r>
+      <w:r>
+        <w:rPr>
+          <w:rFonts w:ascii="Times New Roman" w:hAnsi="Times New Roman" w:cs="Times New Roman"/>
+          <w:sz w:val="24"/>
+          <w:szCs w:val="24"/>
+        </w:rPr>
+        <w:t xml:space="preserve">quantify whether tagged fish were </w:t>
+      </w:r>
+      <w:r>
+        <w:rPr>
+          <w:rFonts w:ascii="Times New Roman" w:hAnsi="Times New Roman" w:cs="Times New Roman"/>
+          <w:sz w:val="24"/>
+          <w:szCs w:val="24"/>
+        </w:rPr>
+        <w:t xml:space="preserve">shifting </w:t>
+      </w:r>
+      <w:r>
+        <w:rPr>
+          <w:rFonts w:ascii="Times New Roman" w:hAnsi="Times New Roman" w:cs="Times New Roman"/>
+          <w:sz w:val="24"/>
+          <w:szCs w:val="24"/>
+        </w:rPr>
+        <w:t>selecti</w:t>
+      </w:r>
+      <w:r>
+        <w:rPr>
+          <w:rFonts w:ascii="Times New Roman" w:hAnsi="Times New Roman" w:cs="Times New Roman"/>
+          <w:sz w:val="24"/>
+          <w:szCs w:val="24"/>
+        </w:rPr>
+        <w:t>on</w:t>
+      </w:r>
+      <w:r>
+        <w:rPr>
+          <w:rFonts w:ascii="Times New Roman" w:hAnsi="Times New Roman" w:cs="Times New Roman"/>
+          <w:sz w:val="24"/>
+          <w:szCs w:val="24"/>
+        </w:rPr>
+        <w:t xml:space="preserve"> </w:t>
+      </w:r>
+      <w:r>
+        <w:rPr>
+          <w:rFonts w:ascii="Times New Roman" w:hAnsi="Times New Roman" w:cs="Times New Roman"/>
+          <w:sz w:val="24"/>
+          <w:szCs w:val="24"/>
+        </w:rPr>
+        <w:t xml:space="preserve">to </w:t>
+      </w:r>
+      <w:r>
+        <w:rPr>
+          <w:rFonts w:ascii="Times New Roman" w:hAnsi="Times New Roman" w:cs="Times New Roman"/>
+          <w:sz w:val="24"/>
+          <w:szCs w:val="24"/>
+        </w:rPr>
+        <w:t xml:space="preserve">higher DO during periods of low DO (early morning), and </w:t>
+      </w:r>
+      <w:r>
+        <w:rPr>
+          <w:rFonts w:ascii="Times New Roman" w:hAnsi="Times New Roman" w:cs="Times New Roman"/>
+          <w:sz w:val="24"/>
+          <w:szCs w:val="24"/>
+        </w:rPr>
+        <w:t xml:space="preserve">to </w:t>
+      </w:r>
+      <w:r>
+        <w:rPr>
+          <w:rFonts w:ascii="Times New Roman" w:hAnsi="Times New Roman" w:cs="Times New Roman"/>
+          <w:sz w:val="24"/>
+          <w:szCs w:val="24"/>
+        </w:rPr>
+        <w:t xml:space="preserve">lower temperatures during periods of high temperature (early evening). </w:t>
+      </w:r>
+      <w:r>
+        <w:rPr>
+          <w:rFonts w:ascii="Times New Roman" w:hAnsi="Times New Roman" w:cs="Times New Roman"/>
+          <w:sz w:val="24"/>
+          <w:szCs w:val="24"/>
+        </w:rPr>
+        <w:t xml:space="preserve">We used this analysis approach for the two-hour periods of lowest and highest DO in Blue Ruin and Norwood alcoves. </w:t>
+      </w:r>
+      <w:r>
+        <w:rPr>
+          <w:rFonts w:ascii="Times New Roman" w:hAnsi="Times New Roman" w:cs="Times New Roman"/>
+          <w:sz w:val="24"/>
+          <w:szCs w:val="24"/>
+        </w:rPr>
+        <w:t xml:space="preserve">This analysis was performed on 1-week of data (July 30 to August 6), </w:t>
+      </w:r>
+      <w:r>
+        <w:rPr>
+          <w:rFonts w:ascii="Times New Roman" w:hAnsi="Times New Roman" w:cs="Times New Roman"/>
+          <w:sz w:val="24"/>
+          <w:szCs w:val="24"/>
+        </w:rPr>
+        <w:t xml:space="preserve">commencing </w:t>
+      </w:r>
+      <w:r>
+        <w:rPr>
+          <w:rFonts w:ascii="Times New Roman" w:hAnsi="Times New Roman" w:cs="Times New Roman"/>
+          <w:sz w:val="24"/>
+          <w:szCs w:val="24"/>
+        </w:rPr>
+        <w:t>5-days after fish were released into net</w:t>
+      </w:r>
+      <w:r>
+        <w:rPr>
+          <w:rFonts w:ascii="Times New Roman" w:hAnsi="Times New Roman" w:cs="Times New Roman"/>
+          <w:sz w:val="24"/>
+          <w:szCs w:val="24"/>
+        </w:rPr>
+        <w:t xml:space="preserve"> </w:t>
+      </w:r>
+      <w:r>
+        <w:rPr>
+          <w:rFonts w:ascii="Times New Roman" w:hAnsi="Times New Roman" w:cs="Times New Roman"/>
+          <w:sz w:val="24"/>
+          <w:szCs w:val="24"/>
+        </w:rPr>
+        <w:t xml:space="preserve">pens. </w:t>
+      </w:r>
+      <w:r>
+        <w:rPr>
+          <w:rFonts w:ascii="Times New Roman" w:hAnsi="Times New Roman" w:cs="Times New Roman"/>
+          <w:sz w:val="24"/>
+          <w:szCs w:val="24"/>
+        </w:rPr>
+        <w:t>First, we used linear interpolation to estimate temperature and dissolved oxygen at a finer resolution</w:t>
+      </w:r>
+      <w:r>
+        <w:rPr>
+          <w:rFonts w:ascii="Times New Roman" w:hAnsi="Times New Roman" w:cs="Times New Roman"/>
+          <w:sz w:val="24"/>
+          <w:szCs w:val="24"/>
+        </w:rPr>
+        <w:t>. F</w:t>
+      </w:r>
+      <w:r>
+        <w:rPr>
+          <w:rFonts w:ascii="Times New Roman" w:hAnsi="Times New Roman" w:cs="Times New Roman"/>
+          <w:sz w:val="24"/>
+          <w:szCs w:val="24"/>
+        </w:rPr>
+        <w:t>or each time-step, 10</w:t>
+      </w:r>
+      <w:r>
+        <w:rPr>
+          <w:rFonts w:ascii="Times New Roman" w:hAnsi="Times New Roman" w:cs="Times New Roman"/>
+          <w:sz w:val="24"/>
+          <w:szCs w:val="24"/>
+        </w:rPr>
+        <w:t>-</w:t>
+      </w:r>
+      <w:r>
+        <w:rPr>
+          <w:rFonts w:ascii="Times New Roman" w:hAnsi="Times New Roman" w:cs="Times New Roman"/>
+          <w:sz w:val="24"/>
+          <w:szCs w:val="24"/>
+        </w:rPr>
+        <w:t xml:space="preserve">depths were randomly selected from a uniform distribution that spanned the full depth of the water column (0.1m precision), and temperature and DO were estimated for </w:t>
+      </w:r>
+      <w:r>
+        <w:rPr>
+          <w:rFonts w:ascii="Times New Roman" w:hAnsi="Times New Roman" w:cs="Times New Roman"/>
+          <w:sz w:val="24"/>
+          <w:szCs w:val="24"/>
+        </w:rPr>
+        <w:t xml:space="preserve">each </w:t>
+      </w:r>
+      <w:r>
+        <w:rPr>
+          <w:rFonts w:ascii="Times New Roman" w:hAnsi="Times New Roman" w:cs="Times New Roman"/>
+          <w:sz w:val="24"/>
+          <w:szCs w:val="24"/>
+        </w:rPr>
+        <w:t xml:space="preserve">depth. </w:t>
+      </w:r>
+      <w:r>
+        <w:rPr>
+          <w:rFonts w:ascii="Times New Roman" w:hAnsi="Times New Roman" w:cs="Times New Roman"/>
+          <w:sz w:val="24"/>
+          <w:szCs w:val="24"/>
+        </w:rPr>
+        <w:t xml:space="preserve">We used this new profile to calculate fish temperature-DO selection given the range of temperature-DO available. </w:t>
+      </w:r>
+      <w:r>
+        <w:rPr>
+          <w:rFonts w:ascii="Times New Roman" w:hAnsi="Times New Roman" w:cs="Times New Roman"/>
+          <w:sz w:val="24"/>
+          <w:szCs w:val="24"/>
+        </w:rPr>
+        <w:t xml:space="preserve">Temperature and DO measurements were standardized for this analysis to facilitate comparison. </w:t>
+      </w:r>
+      <w:r>
+        <w:rPr>
+          <w:rFonts w:ascii="Times New Roman" w:hAnsi="Times New Roman" w:cs="Times New Roman"/>
+          <w:sz w:val="24"/>
+          <w:szCs w:val="24"/>
+        </w:rPr>
+        <w:t xml:space="preserve">To quantify how fish depth selection </w:t>
+      </w:r>
+      <w:r>
+        <w:rPr>
+          <w:rFonts w:ascii="Times New Roman" w:hAnsi="Times New Roman" w:cs="Times New Roman"/>
+          <w:sz w:val="24"/>
+          <w:szCs w:val="24"/>
+        </w:rPr>
+        <w:t>changed</w:t>
+      </w:r>
+      <w:r>
+        <w:rPr>
+          <w:rFonts w:ascii="Times New Roman" w:hAnsi="Times New Roman" w:cs="Times New Roman"/>
+          <w:sz w:val="24"/>
+          <w:szCs w:val="24"/>
+        </w:rPr>
+        <w:t xml:space="preserve"> in accordance with the combinations of temperature and oxygen available, we included an interaction term. </w:t>
+      </w:r>
+      <w:r>
+        <w:rPr>
+          <w:rFonts w:ascii="Times New Roman" w:hAnsi="Times New Roman" w:cs="Times New Roman"/>
+          <w:sz w:val="24"/>
+          <w:szCs w:val="24"/>
+        </w:rPr>
+        <w:t xml:space="preserve">We then created prediction data frames where temperature was allowed to vary across the </w:t>
+      </w:r>
+      <w:r>
+        <w:rPr>
+          <w:rFonts w:ascii="Times New Roman" w:hAnsi="Times New Roman" w:cs="Times New Roman"/>
+          <w:sz w:val="24"/>
+          <w:szCs w:val="24"/>
+        </w:rPr>
+        <w:t xml:space="preserve">full </w:t>
+      </w:r>
+      <w:r>
+        <w:rPr>
+          <w:rFonts w:ascii="Times New Roman" w:hAnsi="Times New Roman" w:cs="Times New Roman"/>
+          <w:sz w:val="24"/>
+          <w:szCs w:val="24"/>
+        </w:rPr>
+        <w:t xml:space="preserve">range of temperatures recorded, while </w:t>
+      </w:r>
+      <w:r>
+        <w:rPr>
+          <w:rFonts w:ascii="Times New Roman" w:hAnsi="Times New Roman" w:cs="Times New Roman"/>
+          <w:sz w:val="24"/>
+          <w:szCs w:val="24"/>
+        </w:rPr>
+        <w:t>DO</w:t>
+      </w:r>
+      <w:r>
+        <w:rPr>
+          <w:rFonts w:ascii="Times New Roman" w:hAnsi="Times New Roman" w:cs="Times New Roman"/>
+          <w:sz w:val="24"/>
+          <w:szCs w:val="24"/>
+        </w:rPr>
+        <w:t xml:space="preserve"> was held constant at the average DO recorded in the hypolimnion during the given 2-hour measurement window. Finally, we plotted selection predictions and their 95% confidence intervals</w:t>
+      </w:r>
+      <w:r>
+        <w:rPr>
+          <w:rFonts w:ascii="Times New Roman" w:hAnsi="Times New Roman" w:cs="Times New Roman"/>
           <w:sz w:val="24"/>
           <w:szCs w:val="24"/>
         </w:rPr>
@@ -4913,590 +5253,37 @@
       </w:r>
       <w:r>
         <w:rPr>
-          <w:rFonts w:ascii="Times New Roman" w:eastAsiaTheme="minorEastAsia" w:hAnsi="Times New Roman" w:cs="Times New Roman"/>
-          <w:sz w:val="24"/>
-          <w:szCs w:val="24"/>
-        </w:rPr>
-        <w:t xml:space="preserve"> and </w:t>
-      </w:r>
-      <m:oMath>
-        <m:r>
-          <w:rPr>
-            <w:rFonts w:ascii="Cambria Math" w:hAnsi="Cambria Math" w:cs="Times New Roman"/>
-            <w:sz w:val="24"/>
-            <w:szCs w:val="24"/>
-          </w:rPr>
-          <m:t>t</m:t>
-        </m:r>
-      </m:oMath>
-      <w:r>
-        <w:rPr>
-          <w:rFonts w:ascii="Times New Roman" w:eastAsiaTheme="minorEastAsia" w:hAnsi="Times New Roman" w:cs="Times New Roman"/>
-          <w:sz w:val="24"/>
-          <w:szCs w:val="24"/>
-        </w:rPr>
-        <w:t xml:space="preserve"> is the iButton temperature. We used this same equation to estimate the </w:t>
-      </w:r>
-      <w:r>
-        <w:rPr>
-          <w:rFonts w:ascii="Times New Roman" w:eastAsiaTheme="minorEastAsia" w:hAnsi="Times New Roman" w:cs="Times New Roman"/>
-          <w:sz w:val="24"/>
-          <w:szCs w:val="24"/>
-        </w:rPr>
-        <w:t>DO</w:t>
-      </w:r>
-      <w:r>
-        <w:rPr>
-          <w:rFonts w:ascii="Times New Roman" w:eastAsiaTheme="minorEastAsia" w:hAnsi="Times New Roman" w:cs="Times New Roman"/>
-          <w:sz w:val="24"/>
-          <w:szCs w:val="24"/>
-        </w:rPr>
-        <w:t xml:space="preserve"> concentration for each </w:t>
-      </w:r>
-      <w:r>
-        <w:rPr>
-          <w:rFonts w:ascii="Times New Roman" w:eastAsiaTheme="minorEastAsia" w:hAnsi="Times New Roman" w:cs="Times New Roman"/>
-          <w:sz w:val="24"/>
-          <w:szCs w:val="24"/>
-        </w:rPr>
-        <w:t xml:space="preserve">calculated </w:t>
-      </w:r>
-      <w:r>
-        <w:rPr>
-          <w:rFonts w:ascii="Times New Roman" w:eastAsiaTheme="minorEastAsia" w:hAnsi="Times New Roman" w:cs="Times New Roman"/>
-          <w:sz w:val="24"/>
-          <w:szCs w:val="24"/>
-        </w:rPr>
-        <w:t xml:space="preserve">fish depth. </w:t>
+          <w:rFonts w:ascii="Times New Roman" w:hAnsi="Times New Roman" w:cs="Times New Roman"/>
+          <w:sz w:val="24"/>
+          <w:szCs w:val="24"/>
+        </w:rPr>
+        <w:t xml:space="preserve"> given the span </w:t>
+      </w:r>
+      <w:r>
+        <w:rPr>
+          <w:rFonts w:ascii="Times New Roman" w:hAnsi="Times New Roman" w:cs="Times New Roman"/>
+          <w:sz w:val="24"/>
+          <w:szCs w:val="24"/>
+        </w:rPr>
+        <w:t xml:space="preserve">of </w:t>
+      </w:r>
+      <w:r>
+        <w:rPr>
+          <w:rFonts w:ascii="Times New Roman" w:hAnsi="Times New Roman" w:cs="Times New Roman"/>
+          <w:sz w:val="24"/>
+          <w:szCs w:val="24"/>
+        </w:rPr>
+        <w:t xml:space="preserve">temperature-DO combinations provided.  </w:t>
       </w:r>
     </w:p>
     <w:p>
       <w:pPr>
-        <w:spacing w:line="480" w:lineRule="auto"/>
-        <w:rPr>
-          <w:rFonts w:ascii="Times New Roman" w:hAnsi="Times New Roman" w:cs="Times New Roman"/>
-          <w:i/>
+        <w:rPr>
+          <w:rFonts w:ascii="Times New Roman" w:hAnsi="Times New Roman" w:cs="Times New Roman"/>
           <w:sz w:val="24"/>
           <w:szCs w:val="24"/>
         </w:rPr>
       </w:pPr>
-      <w:r>
-        <w:rPr>
-          <w:rFonts w:ascii="Times New Roman" w:hAnsi="Times New Roman" w:cs="Times New Roman"/>
-          <w:i/>
-          <w:sz w:val="24"/>
-          <w:szCs w:val="24"/>
-        </w:rPr>
-        <w:t xml:space="preserve">Habitat selection </w:t>
-      </w:r>
-      <w:r>
-        <w:rPr>
-          <w:rFonts w:ascii="Times New Roman" w:hAnsi="Times New Roman" w:cs="Times New Roman"/>
-          <w:i/>
-          <w:sz w:val="24"/>
-          <w:szCs w:val="24"/>
-        </w:rPr>
-        <w:t>function</w:t>
-      </w:r>
-    </w:p>
-    <w:p>
-      <w:pPr>
-        <w:spacing w:line="480" w:lineRule="auto"/>
-        <w:rPr>
-          <w:rFonts w:ascii="Times New Roman" w:hAnsi="Times New Roman" w:cs="Times New Roman"/>
-          <w:sz w:val="24"/>
-          <w:szCs w:val="24"/>
-        </w:rPr>
-      </w:pPr>
-      <w:r>
-        <w:rPr>
-          <w:rFonts w:ascii="Times New Roman" w:hAnsi="Times New Roman" w:cs="Times New Roman"/>
-          <w:sz w:val="24"/>
-          <w:szCs w:val="24"/>
-        </w:rPr>
-        <w:t>Habitat selection functions (HSF</w:t>
-      </w:r>
-      <w:r>
-        <w:rPr>
-          <w:rFonts w:ascii="Times New Roman" w:hAnsi="Times New Roman" w:cs="Times New Roman"/>
-          <w:sz w:val="24"/>
-          <w:szCs w:val="24"/>
-        </w:rPr>
-        <w:t>s) are commonly used to determine animal habitat use given multiple accessible (and measurable) habitat covariates. Here, we fit a HSF to our</w:t>
-      </w:r>
-      <w:del w:id="9" w:author="Barrett, Hannah" w:date="2023-09-21T13:23:00Z">
-        <w:r>
-          <w:rPr>
-            <w:rFonts w:ascii="Times New Roman" w:hAnsi="Times New Roman" w:cs="Times New Roman"/>
-            <w:sz w:val="24"/>
-            <w:szCs w:val="24"/>
-          </w:rPr>
-          <w:delText xml:space="preserve"> fish </w:delText>
-        </w:r>
-      </w:del>
-      <w:r>
-        <w:rPr>
-          <w:rFonts w:ascii="Times New Roman" w:hAnsi="Times New Roman" w:cs="Times New Roman"/>
-          <w:sz w:val="24"/>
-          <w:szCs w:val="24"/>
-        </w:rPr>
-        <w:t xml:space="preserve">iButton data to estimate the probability of selection, given the range of temperature and </w:t>
-      </w:r>
-      <w:r>
-        <w:rPr>
-          <w:rFonts w:ascii="Times New Roman" w:hAnsi="Times New Roman" w:cs="Times New Roman"/>
-          <w:sz w:val="24"/>
-          <w:szCs w:val="24"/>
-        </w:rPr>
-        <w:t>oxygen available</w:t>
-      </w:r>
-      <w:r>
-        <w:rPr>
-          <w:rFonts w:ascii="Times New Roman" w:hAnsi="Times New Roman" w:cs="Times New Roman"/>
-          <w:sz w:val="24"/>
-          <w:szCs w:val="24"/>
-        </w:rPr>
-        <w:t xml:space="preserve">. </w:t>
-      </w:r>
-      <w:r>
-        <w:rPr>
-          <w:rFonts w:ascii="Times New Roman" w:hAnsi="Times New Roman" w:cs="Times New Roman"/>
-          <w:sz w:val="24"/>
-          <w:szCs w:val="24"/>
-        </w:rPr>
-        <w:t>The stressors of low DO and high temperature are temporally out of phase</w:t>
-      </w:r>
-      <w:r>
-        <w:rPr>
-          <w:rFonts w:ascii="Times New Roman" w:hAnsi="Times New Roman" w:cs="Times New Roman"/>
-          <w:sz w:val="24"/>
-          <w:szCs w:val="24"/>
-        </w:rPr>
-        <w:t xml:space="preserve">, </w:t>
-      </w:r>
-      <w:r>
-        <w:rPr>
-          <w:rFonts w:ascii="Times New Roman" w:hAnsi="Times New Roman" w:cs="Times New Roman"/>
-          <w:sz w:val="24"/>
-          <w:szCs w:val="24"/>
-        </w:rPr>
-        <w:t>and</w:t>
-      </w:r>
-      <w:ins w:id="10" w:author="Barrett, Hannah" w:date="2023-09-21T13:12:00Z">
-        <w:r>
-          <w:rPr>
-            <w:rFonts w:ascii="Times New Roman" w:hAnsi="Times New Roman" w:cs="Times New Roman"/>
-            <w:sz w:val="24"/>
-            <w:szCs w:val="24"/>
-          </w:rPr>
-          <w:t xml:space="preserve"> </w:t>
-        </w:r>
-      </w:ins>
-      <w:r>
-        <w:rPr>
-          <w:rFonts w:ascii="Times New Roman" w:hAnsi="Times New Roman" w:cs="Times New Roman"/>
-          <w:sz w:val="24"/>
-          <w:szCs w:val="24"/>
-        </w:rPr>
-        <w:t>a HSF allow</w:t>
-      </w:r>
-      <w:r>
-        <w:rPr>
-          <w:rFonts w:ascii="Times New Roman" w:hAnsi="Times New Roman" w:cs="Times New Roman"/>
-          <w:sz w:val="24"/>
-          <w:szCs w:val="24"/>
-        </w:rPr>
-        <w:t>ed</w:t>
-      </w:r>
-      <w:r>
-        <w:rPr>
-          <w:rFonts w:ascii="Times New Roman" w:hAnsi="Times New Roman" w:cs="Times New Roman"/>
-          <w:sz w:val="24"/>
-          <w:szCs w:val="24"/>
-        </w:rPr>
-        <w:t xml:space="preserve"> us to test whether</w:t>
-      </w:r>
-      <w:r>
-        <w:rPr>
-          <w:rFonts w:ascii="Times New Roman" w:hAnsi="Times New Roman" w:cs="Times New Roman"/>
-          <w:sz w:val="24"/>
-          <w:szCs w:val="24"/>
-        </w:rPr>
-        <w:t xml:space="preserve"> preference for two </w:t>
-      </w:r>
-      <w:r>
-        <w:rPr>
-          <w:rFonts w:ascii="Times New Roman" w:hAnsi="Times New Roman" w:cs="Times New Roman"/>
-          <w:sz w:val="24"/>
-          <w:szCs w:val="24"/>
-        </w:rPr>
-        <w:t xml:space="preserve">these two </w:t>
-      </w:r>
-      <w:r>
-        <w:rPr>
-          <w:rFonts w:ascii="Times New Roman" w:hAnsi="Times New Roman" w:cs="Times New Roman"/>
-          <w:sz w:val="24"/>
-          <w:szCs w:val="24"/>
-        </w:rPr>
-        <w:t xml:space="preserve">variables </w:t>
-      </w:r>
-      <w:r>
-        <w:rPr>
-          <w:rFonts w:ascii="Times New Roman" w:hAnsi="Times New Roman" w:cs="Times New Roman"/>
-          <w:sz w:val="24"/>
-          <w:szCs w:val="24"/>
-        </w:rPr>
-        <w:t>was</w:t>
-      </w:r>
-      <w:r>
-        <w:rPr>
-          <w:rFonts w:ascii="Times New Roman" w:hAnsi="Times New Roman" w:cs="Times New Roman"/>
-          <w:sz w:val="24"/>
-          <w:szCs w:val="24"/>
-        </w:rPr>
-        <w:t xml:space="preserve"> </w:t>
-      </w:r>
-      <w:r>
-        <w:rPr>
-          <w:rFonts w:ascii="Times New Roman" w:hAnsi="Times New Roman" w:cs="Times New Roman"/>
-          <w:sz w:val="24"/>
-          <w:szCs w:val="24"/>
-        </w:rPr>
-        <w:t>consistent</w:t>
-      </w:r>
-      <w:r>
-        <w:rPr>
-          <w:rFonts w:ascii="Times New Roman" w:hAnsi="Times New Roman" w:cs="Times New Roman"/>
-          <w:sz w:val="24"/>
-          <w:szCs w:val="24"/>
-        </w:rPr>
-        <w:t>, or whether fish opt</w:t>
-      </w:r>
-      <w:r>
-        <w:rPr>
-          <w:rFonts w:ascii="Times New Roman" w:hAnsi="Times New Roman" w:cs="Times New Roman"/>
-          <w:sz w:val="24"/>
-          <w:szCs w:val="24"/>
-        </w:rPr>
-        <w:t>ed</w:t>
-      </w:r>
-      <w:r>
-        <w:rPr>
-          <w:rFonts w:ascii="Times New Roman" w:hAnsi="Times New Roman" w:cs="Times New Roman"/>
-          <w:sz w:val="24"/>
-          <w:szCs w:val="24"/>
-        </w:rPr>
-        <w:t xml:space="preserve"> to maximize one variable while the other </w:t>
-      </w:r>
-      <w:r>
-        <w:rPr>
-          <w:rFonts w:ascii="Times New Roman" w:hAnsi="Times New Roman" w:cs="Times New Roman"/>
-          <w:sz w:val="24"/>
-          <w:szCs w:val="24"/>
-        </w:rPr>
-        <w:t xml:space="preserve">was </w:t>
-      </w:r>
-      <w:r>
-        <w:rPr>
-          <w:rFonts w:ascii="Times New Roman" w:hAnsi="Times New Roman" w:cs="Times New Roman"/>
-          <w:sz w:val="24"/>
-          <w:szCs w:val="24"/>
-        </w:rPr>
-        <w:t>out of phase.</w:t>
-      </w:r>
-      <w:r>
-        <w:rPr>
-          <w:rFonts w:ascii="Times New Roman" w:hAnsi="Times New Roman" w:cs="Times New Roman"/>
-          <w:sz w:val="24"/>
-          <w:szCs w:val="24"/>
-        </w:rPr>
-        <w:t xml:space="preserve"> </w:t>
-      </w:r>
-      <w:r>
-        <w:rPr>
-          <w:rFonts w:ascii="Times New Roman" w:hAnsi="Times New Roman" w:cs="Times New Roman"/>
-          <w:sz w:val="24"/>
-          <w:szCs w:val="24"/>
-        </w:rPr>
-        <w:t>Our aim</w:t>
-      </w:r>
-      <w:r>
-        <w:rPr>
-          <w:rFonts w:ascii="Times New Roman" w:hAnsi="Times New Roman" w:cs="Times New Roman"/>
-          <w:sz w:val="24"/>
-          <w:szCs w:val="24"/>
-        </w:rPr>
-        <w:t xml:space="preserve"> was to </w:t>
-      </w:r>
-      <w:r>
-        <w:rPr>
-          <w:rFonts w:ascii="Times New Roman" w:hAnsi="Times New Roman" w:cs="Times New Roman"/>
-          <w:sz w:val="24"/>
-          <w:szCs w:val="24"/>
-        </w:rPr>
-        <w:t xml:space="preserve">use a HSF to </w:t>
-      </w:r>
-      <w:r>
-        <w:rPr>
-          <w:rFonts w:ascii="Times New Roman" w:hAnsi="Times New Roman" w:cs="Times New Roman"/>
-          <w:sz w:val="24"/>
-          <w:szCs w:val="24"/>
-        </w:rPr>
-        <w:t xml:space="preserve">quantify whether tagged fish were </w:t>
-      </w:r>
-      <w:r>
-        <w:rPr>
-          <w:rFonts w:ascii="Times New Roman" w:hAnsi="Times New Roman" w:cs="Times New Roman"/>
-          <w:sz w:val="24"/>
-          <w:szCs w:val="24"/>
-        </w:rPr>
-        <w:t xml:space="preserve">shifting </w:t>
-      </w:r>
-      <w:r>
-        <w:rPr>
-          <w:rFonts w:ascii="Times New Roman" w:hAnsi="Times New Roman" w:cs="Times New Roman"/>
-          <w:sz w:val="24"/>
-          <w:szCs w:val="24"/>
-        </w:rPr>
-        <w:t>selecti</w:t>
-      </w:r>
-      <w:r>
-        <w:rPr>
-          <w:rFonts w:ascii="Times New Roman" w:hAnsi="Times New Roman" w:cs="Times New Roman"/>
-          <w:sz w:val="24"/>
-          <w:szCs w:val="24"/>
-        </w:rPr>
-        <w:t>on</w:t>
-      </w:r>
-      <w:r>
-        <w:rPr>
-          <w:rFonts w:ascii="Times New Roman" w:hAnsi="Times New Roman" w:cs="Times New Roman"/>
-          <w:sz w:val="24"/>
-          <w:szCs w:val="24"/>
-        </w:rPr>
-        <w:t xml:space="preserve"> </w:t>
-      </w:r>
-      <w:r>
-        <w:rPr>
-          <w:rFonts w:ascii="Times New Roman" w:hAnsi="Times New Roman" w:cs="Times New Roman"/>
-          <w:sz w:val="24"/>
-          <w:szCs w:val="24"/>
-        </w:rPr>
-        <w:t xml:space="preserve">to </w:t>
-      </w:r>
-      <w:r>
-        <w:rPr>
-          <w:rFonts w:ascii="Times New Roman" w:hAnsi="Times New Roman" w:cs="Times New Roman"/>
-          <w:sz w:val="24"/>
-          <w:szCs w:val="24"/>
-        </w:rPr>
-        <w:t xml:space="preserve">higher DO during periods of low DO (early morning), and </w:t>
-      </w:r>
-      <w:r>
-        <w:rPr>
-          <w:rFonts w:ascii="Times New Roman" w:hAnsi="Times New Roman" w:cs="Times New Roman"/>
-          <w:sz w:val="24"/>
-          <w:szCs w:val="24"/>
-        </w:rPr>
-        <w:t xml:space="preserve">to </w:t>
-      </w:r>
-      <w:r>
-        <w:rPr>
-          <w:rFonts w:ascii="Times New Roman" w:hAnsi="Times New Roman" w:cs="Times New Roman"/>
-          <w:sz w:val="24"/>
-          <w:szCs w:val="24"/>
-        </w:rPr>
-        <w:t xml:space="preserve">lower temperatures during periods of high temperature (early evening). </w:t>
-      </w:r>
-      <w:r>
-        <w:rPr>
-          <w:rFonts w:ascii="Times New Roman" w:hAnsi="Times New Roman" w:cs="Times New Roman"/>
-          <w:sz w:val="24"/>
-          <w:szCs w:val="24"/>
-        </w:rPr>
-        <w:t xml:space="preserve">We used this analysis approach for the two-hour periods of lowest and highest DO in Blue Ruin and Norwood alcoves. </w:t>
-      </w:r>
-      <w:r>
-        <w:rPr>
-          <w:rFonts w:ascii="Times New Roman" w:hAnsi="Times New Roman" w:cs="Times New Roman"/>
-          <w:sz w:val="24"/>
-          <w:szCs w:val="24"/>
-        </w:rPr>
-        <w:t xml:space="preserve">This analysis was performed on 1-week of data (July 30 to August 6), </w:t>
-      </w:r>
-      <w:ins w:id="11" w:author="Barrett, Hannah" w:date="2023-09-21T13:23:00Z">
-        <w:r>
-          <w:rPr>
-            <w:rFonts w:ascii="Times New Roman" w:hAnsi="Times New Roman" w:cs="Times New Roman"/>
-            <w:sz w:val="24"/>
-            <w:szCs w:val="24"/>
-          </w:rPr>
-          <w:t xml:space="preserve">commencing </w:t>
-        </w:r>
-      </w:ins>
-      <w:r>
-        <w:rPr>
-          <w:rFonts w:ascii="Times New Roman" w:hAnsi="Times New Roman" w:cs="Times New Roman"/>
-          <w:sz w:val="24"/>
-          <w:szCs w:val="24"/>
-        </w:rPr>
-        <w:t>5-days after fish were released into net</w:t>
-      </w:r>
-      <w:r>
-        <w:rPr>
-          <w:rFonts w:ascii="Times New Roman" w:hAnsi="Times New Roman" w:cs="Times New Roman"/>
-          <w:sz w:val="24"/>
-          <w:szCs w:val="24"/>
-        </w:rPr>
-        <w:t xml:space="preserve"> </w:t>
-      </w:r>
-      <w:r>
-        <w:rPr>
-          <w:rFonts w:ascii="Times New Roman" w:hAnsi="Times New Roman" w:cs="Times New Roman"/>
-          <w:sz w:val="24"/>
-          <w:szCs w:val="24"/>
-        </w:rPr>
-        <w:t xml:space="preserve">pens. </w:t>
-      </w:r>
-      <w:r>
-        <w:rPr>
-          <w:rFonts w:ascii="Times New Roman" w:hAnsi="Times New Roman" w:cs="Times New Roman"/>
-          <w:sz w:val="24"/>
-          <w:szCs w:val="24"/>
-        </w:rPr>
-        <w:t>First, we used linear interpolation to estimate temperature and dissolved oxygen at a finer resolution</w:t>
-      </w:r>
-      <w:r>
-        <w:rPr>
-          <w:rFonts w:ascii="Times New Roman" w:hAnsi="Times New Roman" w:cs="Times New Roman"/>
-          <w:sz w:val="24"/>
-          <w:szCs w:val="24"/>
-        </w:rPr>
-        <w:t>. F</w:t>
-      </w:r>
-      <w:r>
-        <w:rPr>
-          <w:rFonts w:ascii="Times New Roman" w:hAnsi="Times New Roman" w:cs="Times New Roman"/>
-          <w:sz w:val="24"/>
-          <w:szCs w:val="24"/>
-        </w:rPr>
-        <w:t>or each time-step, 10</w:t>
-      </w:r>
-      <w:r>
-        <w:rPr>
-          <w:rFonts w:ascii="Times New Roman" w:hAnsi="Times New Roman" w:cs="Times New Roman"/>
-          <w:sz w:val="24"/>
-          <w:szCs w:val="24"/>
-        </w:rPr>
-        <w:t>-</w:t>
-      </w:r>
-      <w:r>
-        <w:rPr>
-          <w:rFonts w:ascii="Times New Roman" w:hAnsi="Times New Roman" w:cs="Times New Roman"/>
-          <w:sz w:val="24"/>
-          <w:szCs w:val="24"/>
-        </w:rPr>
-        <w:t xml:space="preserve">depths were randomly selected from a uniform distribution that spanned the full depth of the water column (0.1m precision), and temperature and DO were estimated for </w:t>
-      </w:r>
-      <w:r>
-        <w:rPr>
-          <w:rFonts w:ascii="Times New Roman" w:hAnsi="Times New Roman" w:cs="Times New Roman"/>
-          <w:sz w:val="24"/>
-          <w:szCs w:val="24"/>
-        </w:rPr>
-        <w:t xml:space="preserve">each </w:t>
-      </w:r>
-      <w:r>
-        <w:rPr>
-          <w:rFonts w:ascii="Times New Roman" w:hAnsi="Times New Roman" w:cs="Times New Roman"/>
-          <w:sz w:val="24"/>
-          <w:szCs w:val="24"/>
-        </w:rPr>
-        <w:t xml:space="preserve">depth. </w:t>
-      </w:r>
-      <w:r>
-        <w:rPr>
-          <w:rFonts w:ascii="Times New Roman" w:hAnsi="Times New Roman" w:cs="Times New Roman"/>
-          <w:sz w:val="24"/>
-          <w:szCs w:val="24"/>
-        </w:rPr>
-        <w:t xml:space="preserve">We used this new profile to calculate fish temperature-DO selection given the range of temperature-DO available. </w:t>
-      </w:r>
-      <w:r>
-        <w:rPr>
-          <w:rFonts w:ascii="Times New Roman" w:hAnsi="Times New Roman" w:cs="Times New Roman"/>
-          <w:sz w:val="24"/>
-          <w:szCs w:val="24"/>
-        </w:rPr>
-        <w:t xml:space="preserve">To quantify how fish depth selection </w:t>
-      </w:r>
-      <w:r>
-        <w:rPr>
-          <w:rFonts w:ascii="Times New Roman" w:hAnsi="Times New Roman" w:cs="Times New Roman"/>
-          <w:sz w:val="24"/>
-          <w:szCs w:val="24"/>
-        </w:rPr>
-        <w:t>changed</w:t>
-      </w:r>
-      <w:r>
-        <w:rPr>
-          <w:rFonts w:ascii="Times New Roman" w:hAnsi="Times New Roman" w:cs="Times New Roman"/>
-          <w:sz w:val="24"/>
-          <w:szCs w:val="24"/>
-        </w:rPr>
-        <w:t xml:space="preserve"> in accordance with the combinations of temperature and oxygen available, we included an interaction term</w:t>
-      </w:r>
-      <w:commentRangeStart w:id="12"/>
-      <w:r>
-        <w:rPr>
-          <w:rFonts w:ascii="Times New Roman" w:hAnsi="Times New Roman" w:cs="Times New Roman"/>
-          <w:sz w:val="24"/>
-          <w:szCs w:val="24"/>
-        </w:rPr>
-        <w:t xml:space="preserve">. </w:t>
-      </w:r>
-      <w:commentRangeEnd w:id="12"/>
-      <w:r>
-        <w:rPr>
-          <w:rStyle w:val="CommentReference"/>
-        </w:rPr>
-        <w:commentReference w:id="12"/>
-      </w:r>
-      <w:r>
-        <w:rPr>
-          <w:rFonts w:ascii="Times New Roman" w:hAnsi="Times New Roman" w:cs="Times New Roman"/>
-          <w:sz w:val="24"/>
-          <w:szCs w:val="24"/>
-        </w:rPr>
-        <w:t>Temperature and dissolved oxygen measurements were standardized for this analysis to facilitate comparison. We then created prediction data frames where temperature was allowed to vary across the range of temperatures recorded, while dissolved oxygen was held constant at the average DO recorded in the hypolimnion during the given 2-hour measurement window. Finally, we plotted selection predictions and their 95% confidence intervals</w:t>
-      </w:r>
-      <w:r>
-        <w:rPr>
-          <w:rFonts w:ascii="Times New Roman" w:hAnsi="Times New Roman" w:cs="Times New Roman"/>
-          <w:sz w:val="24"/>
-          <w:szCs w:val="24"/>
-        </w:rPr>
-        <w:t>,</w:t>
-      </w:r>
-      <w:r>
-        <w:rPr>
-          <w:rFonts w:ascii="Times New Roman" w:hAnsi="Times New Roman" w:cs="Times New Roman"/>
-          <w:sz w:val="24"/>
-          <w:szCs w:val="24"/>
-        </w:rPr>
-        <w:t xml:space="preserve"> given the span temperature-DO combinations provided.  </w:t>
-      </w:r>
-    </w:p>
-    <w:p>
-      <w:pPr>
-        <w:rPr>
-          <w:rFonts w:ascii="Times New Roman" w:hAnsi="Times New Roman" w:cs="Times New Roman"/>
-          <w:sz w:val="24"/>
-          <w:szCs w:val="24"/>
-        </w:rPr>
-      </w:pPr>
-      <w:bookmarkStart w:id="13" w:name="_GoBack"/>
-      <w:bookmarkEnd w:id="13"/>
     </w:p>
     <w:sectPr>
       <w:pgSz w:w="12240" w:h="15840"/>
@@ -5510,7 +5297,7 @@
 
 <file path=word/comments.xml><?xml version="1.0" encoding="utf-8"?>
 <w:comments xmlns:wpc="http://schemas.microsoft.com/office/word/2010/wordprocessingCanvas" xmlns:cx="http://schemas.microsoft.com/office/drawing/2014/chartex" xmlns:cx1="http://schemas.microsoft.com/office/drawing/2015/9/8/chartex" xmlns:mc="http://schemas.openxmlformats.org/markup-compatibility/2006" xmlns:o="urn:schemas-microsoft-com:office:office" xmlns:r="http://schemas.openxmlformats.org/officeDocument/2006/relationships" xmlns:m="http://schemas.openxmlformats.org/officeDocument/2006/math" xmlns:v="urn:schemas-microsoft-com:vml" xmlns:wp14="http://schemas.microsoft.com/office/word/2010/wordprocessingDrawing" xmlns:wp="http://schemas.openxmlformats.org/drawingml/2006/wordprocessingDrawing" xmlns:w10="urn:schemas-microsoft-com:office:word" xmlns:w="http://schemas.openxmlformats.org/wordprocessingml/2006/main" xmlns:w14="http://schemas.microsoft.com/office/word/2010/wordml" xmlns:w15="http://schemas.microsoft.com/office/word/2012/wordml" xmlns:w16se="http://schemas.microsoft.com/office/word/2015/wordml/symex" xmlns:wpg="http://schemas.microsoft.com/office/word/2010/wordprocessingGroup" xmlns:wpi="http://schemas.microsoft.com/office/word/2010/wordprocessingInk" xmlns:wne="http://schemas.microsoft.com/office/word/2006/wordml" xmlns:wps="http://schemas.microsoft.com/office/word/2010/wordprocessingShape" mc:Ignorable="w14 w15 w16se wp14">
-  <w:comment w:id="0" w:author="Barrett, Hannah" w:date="2023-09-18T15:14:00Z" w:initials="BH">
+  <w:comment w:id="1" w:author="Barrett, Hannah" w:date="2023-09-18T15:14:00Z" w:initials="BH">
     <w:p>
       <w:pPr>
         <w:pStyle w:val="CommentText"/>
@@ -5547,7 +5334,7 @@
       </w:r>
     </w:p>
   </w:comment>
-  <w:comment w:id="1" w:author="Microsoft Office User" w:date="2023-09-13T10:20:00Z" w:initials="MOU">
+  <w:comment w:id="2" w:author="Microsoft Office User" w:date="2023-09-13T10:20:00Z" w:initials="MOU">
     <w:p>
       <w:pPr>
         <w:pStyle w:val="CommentText"/>
@@ -5563,7 +5350,7 @@
       </w:r>
     </w:p>
   </w:comment>
-  <w:comment w:id="2" w:author="Barrett, Hannah" w:date="2023-09-18T15:24:00Z" w:initials="BH">
+  <w:comment w:id="3" w:author="Barrett, Hannah" w:date="2023-09-18T15:24:00Z" w:initials="BH">
     <w:p>
       <w:pPr>
         <w:pStyle w:val="CommentText"/>
@@ -5588,7 +5375,7 @@
       </w:r>
     </w:p>
   </w:comment>
-  <w:comment w:id="3" w:author="Barrett, Hannah" w:date="2023-09-11T13:43:00Z" w:initials="BH">
+  <w:comment w:id="4" w:author="Barrett, Hannah" w:date="2023-09-11T13:43:00Z" w:initials="BH">
     <w:p>
       <w:pPr>
         <w:pStyle w:val="CommentText"/>
@@ -5673,7 +5460,7 @@
       </w:r>
     </w:p>
   </w:comment>
-  <w:comment w:id="4" w:author="Microsoft Office User" w:date="2023-09-13T10:38:00Z" w:initials="MOU">
+  <w:comment w:id="5" w:author="Microsoft Office User" w:date="2023-09-13T10:38:00Z" w:initials="MOU">
     <w:p>
       <w:pPr>
         <w:pStyle w:val="CommentText"/>
@@ -5689,7 +5476,7 @@
       </w:r>
     </w:p>
   </w:comment>
-  <w:comment w:id="7" w:author="Microsoft Office User" w:date="2023-09-13T10:42:00Z" w:initials="MOU">
+  <w:comment w:id="6" w:author="Microsoft Office User" w:date="2023-09-13T10:42:00Z" w:initials="MOU">
     <w:p>
       <w:pPr>
         <w:pStyle w:val="CommentText"/>
@@ -5705,7 +5492,7 @@
       </w:r>
     </w:p>
   </w:comment>
-  <w:comment w:id="8" w:author="Barrett, Hannah" w:date="2023-09-19T10:38:00Z" w:initials="BH">
+  <w:comment w:id="7" w:author="Barrett, Hannah" w:date="2023-09-19T10:38:00Z" w:initials="BH">
     <w:p>
       <w:pPr>
         <w:pStyle w:val="CommentText"/>
@@ -5718,19 +5505,6 @@
       </w:r>
       <w:r>
         <w:t>Not sure how to phrase, but essentially we have to calculate the slope and intercept between the highest and lowest temp so we can get the index values for the temps between the highest/lowest values (so imagine x/y coordinates are 1, 12 and 0, 22 and we need to calculate the index values (between 0 and 1) for all recorded temp values between 12 and 22).</w:t>
-      </w:r>
-    </w:p>
-  </w:comment>
-  <w:comment w:id="12" w:author="Barrett, Hannah" w:date="2023-09-21T10:25:00Z" w:initials="BH">
-    <w:p>
-      <w:pPr>
-        <w:pStyle w:val="CommentText"/>
-      </w:pPr>
-      <w:r>
-        <w:rPr>
-          <w:rStyle w:val="CommentReference"/>
-        </w:rPr>
-        <w:annotationRef/>
       </w:r>
     </w:p>
   </w:comment>
@@ -5746,7 +5520,6 @@
   <w15:commentEx w15:paraId="4FFDC2F4" w15:done="1"/>
   <w15:commentEx w15:paraId="55E1160A" w15:done="0"/>
   <w15:commentEx w15:paraId="1CFE595F" w15:paraIdParent="55E1160A" w15:done="0"/>
-  <w15:commentEx w15:paraId="72DB59A7" w15:done="0"/>
 </w15:commentsEx>
 </file>
 

--- a/manuscript/2.dvm.methods/dvm.methods.08212023.HB.docx
+++ b/manuscript/2.dvm.methods/dvm.methods.08212023.HB.docx
@@ -163,17 +163,7 @@
           <w:sz w:val="24"/>
           <w:szCs w:val="24"/>
         </w:rPr>
-        <w:t>summer. We th</w:t>
-      </w:r>
-      <w:bookmarkStart w:id="0" w:name="_GoBack"/>
-      <w:bookmarkEnd w:id="0"/>
-      <w:r>
-        <w:rPr>
-          <w:rFonts w:ascii="Times New Roman" w:hAnsi="Times New Roman" w:cs="Times New Roman"/>
-          <w:sz w:val="24"/>
-          <w:szCs w:val="24"/>
-        </w:rPr>
-        <w:t>en used a subset of our data</w:t>
+        <w:t>summer. We then used a subset of our data</w:t>
       </w:r>
       <w:r>
         <w:rPr>
@@ -207,7 +197,7 @@
         </w:rPr>
         <w:t xml:space="preserve">in </w:t>
       </w:r>
-      <w:commentRangeStart w:id="1"/>
+      <w:commentRangeStart w:id="0"/>
       <w:r>
         <w:rPr>
           <w:rFonts w:ascii="Times New Roman" w:hAnsi="Times New Roman" w:cs="Times New Roman"/>
@@ -224,12 +214,12 @@
         </w:rPr>
         <w:t xml:space="preserve">. </w:t>
       </w:r>
-      <w:commentRangeEnd w:id="1"/>
+      <w:commentRangeEnd w:id="0"/>
       <w:r>
         <w:rPr>
           <w:rStyle w:val="CommentReference"/>
         </w:rPr>
-        <w:commentReference w:id="1"/>
+        <w:commentReference w:id="0"/>
       </w:r>
       <w:r>
         <w:rPr>
@@ -503,8 +493,8 @@
         </w:rPr>
         <w:t xml:space="preserve">. This portion of the river also contains numerous alcoves, </w:t>
       </w:r>
+      <w:commentRangeStart w:id="1"/>
       <w:commentRangeStart w:id="2"/>
-      <w:commentRangeStart w:id="3"/>
       <w:r>
         <w:rPr>
           <w:rFonts w:ascii="Times New Roman" w:hAnsi="Times New Roman" w:cs="Times New Roman"/>
@@ -513,19 +503,19 @@
         </w:rPr>
         <w:t>floodplain</w:t>
       </w:r>
+      <w:commentRangeEnd w:id="1"/>
+      <w:r>
+        <w:rPr>
+          <w:rStyle w:val="CommentReference"/>
+        </w:rPr>
+        <w:commentReference w:id="1"/>
+      </w:r>
       <w:commentRangeEnd w:id="2"/>
       <w:r>
         <w:rPr>
           <w:rStyle w:val="CommentReference"/>
         </w:rPr>
         <w:commentReference w:id="2"/>
-      </w:r>
-      <w:commentRangeEnd w:id="3"/>
-      <w:r>
-        <w:rPr>
-          <w:rStyle w:val="CommentReference"/>
-        </w:rPr>
-        <w:commentReference w:id="3"/>
       </w:r>
       <w:r>
         <w:rPr>
@@ -1417,7 +1407,16 @@
           <w:sz w:val="24"/>
           <w:szCs w:val="24"/>
         </w:rPr>
-        <w:t xml:space="preserve"> Blue Ruin alcove in 2021 during the early morning and </w:t>
+        <w:t xml:space="preserve"> Blue Ruin alcove in 2021 during the early </w:t>
+      </w:r>
+      <w:r>
+        <w:rPr>
+          <w:rFonts w:ascii="Times New Roman" w:hAnsi="Times New Roman" w:cs="Times New Roman"/>
+          <w:sz w:val="24"/>
+          <w:szCs w:val="24"/>
+        </w:rPr>
+        <w:lastRenderedPageBreak/>
+        <w:t xml:space="preserve">morning and </w:t>
       </w:r>
       <w:r>
         <w:rPr>
@@ -1885,7 +1884,16 @@
           <w:sz w:val="24"/>
           <w:szCs w:val="24"/>
         </w:rPr>
-        <w:t>alcove (~1.8-2.5m) where we had previously visually observed fish throughout the day and at dawn during the oxygen minimum</w:t>
+        <w:t xml:space="preserve">alcove (~1.8-2.5m) where we had previously </w:t>
+      </w:r>
+      <w:r>
+        <w:rPr>
+          <w:rFonts w:ascii="Times New Roman" w:hAnsi="Times New Roman" w:cs="Times New Roman"/>
+          <w:sz w:val="24"/>
+          <w:szCs w:val="24"/>
+        </w:rPr>
+        <w:lastRenderedPageBreak/>
+        <w:t>visually observed fish throughout the day and at dawn during the oxygen minimum</w:t>
       </w:r>
       <w:r>
         <w:rPr>
@@ -2390,7 +2398,16 @@
           <w:sz w:val="24"/>
           <w:szCs w:val="24"/>
         </w:rPr>
-        <w:t>and temperature to +/- 0.1℃, or Onset HOBO® U26-001 Dissolved Oxygen Data Logger dissolved oxygen accuracy to +/-</w:t>
+        <w:t xml:space="preserve">and temperature to +/- 0.1℃, or Onset HOBO® U26-001 Dissolved Oxygen Data Logger </w:t>
+      </w:r>
+      <w:r>
+        <w:rPr>
+          <w:rFonts w:ascii="Times New Roman" w:hAnsi="Times New Roman" w:cs="Times New Roman"/>
+          <w:sz w:val="24"/>
+          <w:szCs w:val="24"/>
+        </w:rPr>
+        <w:lastRenderedPageBreak/>
+        <w:t>dissolved oxygen accuracy to +/-</w:t>
       </w:r>
       <w:r>
         <w:rPr>
@@ -2473,7 +2490,7 @@
         </w:rPr>
         <w:t xml:space="preserve">cm below the </w:t>
       </w:r>
-      <w:commentRangeStart w:id="4"/>
+      <w:commentRangeStart w:id="3"/>
       <w:r>
         <w:rPr>
           <w:rFonts w:ascii="Times New Roman" w:hAnsi="Times New Roman" w:cs="Times New Roman"/>
@@ -2482,12 +2499,12 @@
         </w:rPr>
         <w:t>surface</w:t>
       </w:r>
-      <w:commentRangeEnd w:id="4"/>
+      <w:commentRangeEnd w:id="3"/>
       <w:r>
         <w:rPr>
           <w:rStyle w:val="CommentReference"/>
         </w:rPr>
-        <w:commentReference w:id="4"/>
+        <w:commentReference w:id="3"/>
       </w:r>
       <w:r>
         <w:rPr>
@@ -3065,7 +3082,16 @@
           <w:sz w:val="24"/>
           <w:szCs w:val="24"/>
         </w:rPr>
-        <w:t>hour cycle under three different strategies</w:t>
+        <w:t xml:space="preserve">hour cycle under three different </w:t>
+      </w:r>
+      <w:r>
+        <w:rPr>
+          <w:rFonts w:ascii="Times New Roman" w:hAnsi="Times New Roman" w:cs="Times New Roman"/>
+          <w:sz w:val="24"/>
+          <w:szCs w:val="24"/>
+        </w:rPr>
+        <w:lastRenderedPageBreak/>
+        <w:t>strategies</w:t>
       </w:r>
       <w:r>
         <w:rPr>
@@ -3246,7 +3272,7 @@
         </w:rPr>
         <w:t xml:space="preserve">, however, was within 10m of the site-4 net pen array and </w:t>
       </w:r>
-      <w:commentRangeStart w:id="5"/>
+      <w:commentRangeStart w:id="4"/>
       <w:r>
         <w:rPr>
           <w:rFonts w:ascii="Times New Roman" w:hAnsi="Times New Roman" w:cs="Times New Roman"/>
@@ -3255,12 +3281,12 @@
         </w:rPr>
         <w:t xml:space="preserve">comparison of logger data </w:t>
       </w:r>
-      <w:commentRangeEnd w:id="5"/>
+      <w:commentRangeEnd w:id="4"/>
       <w:r>
         <w:rPr>
           <w:rStyle w:val="CommentReference"/>
         </w:rPr>
-        <w:commentReference w:id="5"/>
+        <w:commentReference w:id="4"/>
       </w:r>
       <w:r>
         <w:rPr>
@@ -3800,6 +3826,7 @@
           <w:sz w:val="24"/>
           <w:szCs w:val="24"/>
         </w:rPr>
+        <w:lastRenderedPageBreak/>
         <w:t xml:space="preserve">To produce </w:t>
       </w:r>
       <w:r>
@@ -4116,8 +4143,8 @@
         </w:rPr>
         <w:t xml:space="preserve"> optimal</w:t>
       </w:r>
+      <w:commentRangeStart w:id="5"/>
       <w:commentRangeStart w:id="6"/>
-      <w:commentRangeStart w:id="7"/>
       <w:r>
         <w:rPr>
           <w:rFonts w:ascii="Times New Roman" w:hAnsi="Times New Roman" w:cs="Times New Roman"/>
@@ -4206,19 +4233,19 @@
         </w:rPr>
         <w:t xml:space="preserve">recorded over this </w:t>
       </w:r>
+      <w:commentRangeEnd w:id="5"/>
+      <w:r>
+        <w:rPr>
+          <w:rStyle w:val="CommentReference"/>
+        </w:rPr>
+        <w:commentReference w:id="5"/>
+      </w:r>
       <w:commentRangeEnd w:id="6"/>
       <w:r>
         <w:rPr>
           <w:rStyle w:val="CommentReference"/>
         </w:rPr>
         <w:commentReference w:id="6"/>
-      </w:r>
-      <w:commentRangeEnd w:id="7"/>
-      <w:r>
-        <w:rPr>
-          <w:rStyle w:val="CommentReference"/>
-        </w:rPr>
-        <w:commentReference w:id="7"/>
       </w:r>
       <w:r>
         <w:rPr>
@@ -4252,15 +4279,7 @@
           <w:sz w:val="24"/>
           <w:szCs w:val="24"/>
         </w:rPr>
-        <w:t>a</w:t>
-      </w:r>
-      <w:r>
-        <w:rPr>
-          <w:rFonts w:ascii="Times New Roman" w:hAnsi="Times New Roman" w:cs="Times New Roman"/>
-          <w:sz w:val="24"/>
-          <w:szCs w:val="24"/>
-        </w:rPr>
-        <w:t xml:space="preserve"> </w:t>
+        <w:t xml:space="preserve">a </w:t>
       </w:r>
       <w:r>
         <w:rPr>
@@ -4766,6 +4785,7 @@
           <w:sz w:val="24"/>
           <w:szCs w:val="24"/>
         </w:rPr>
+        <w:lastRenderedPageBreak/>
         <w:t xml:space="preserve">Habitat selection </w:t>
       </w:r>
       <w:r>
@@ -4801,7 +4821,27 @@
           <w:sz w:val="24"/>
           <w:szCs w:val="24"/>
         </w:rPr>
-        <w:t xml:space="preserve">s) are commonly used to determine animal habitat use given multiple accessible (and measurable) habitat covariates. Here, we fit a HSF to ouriButton data to estimate the probability of selection, given the range of temperature and </w:t>
+        <w:t>s) are commonly used to determine animal habitat use given multiple accessible (and measurable) habitat covariates. Here, we fit a HSF to our</w:t>
+      </w:r>
+      <w:ins w:id="7" w:author="Barrett, Hannah" w:date="2023-09-25T10:34:00Z">
+        <w:r>
+          <w:rPr>
+            <w:rFonts w:ascii="Times New Roman" w:hAnsi="Times New Roman" w:cs="Times New Roman"/>
+            <w:sz w:val="24"/>
+            <w:szCs w:val="24"/>
+          </w:rPr>
+          <w:t xml:space="preserve"> </w:t>
+        </w:r>
+      </w:ins>
+      <w:bookmarkStart w:id="8" w:name="_GoBack"/>
+      <w:bookmarkEnd w:id="8"/>
+      <w:r>
+        <w:rPr>
+          <w:rFonts w:ascii="Times New Roman" w:hAnsi="Times New Roman" w:cs="Times New Roman"/>
+          <w:sz w:val="24"/>
+          <w:szCs w:val="24"/>
+        </w:rPr>
+        <w:t xml:space="preserve">iButton data to estimate the probability of selection, given the range of temperature and </w:t>
       </w:r>
       <w:r>
         <w:rPr>
@@ -5241,7 +5281,16 @@
           <w:sz w:val="24"/>
           <w:szCs w:val="24"/>
         </w:rPr>
-        <w:t xml:space="preserve"> was held constant at the average DO recorded in the hypolimnion during the given 2-hour measurement window. Finally, we plotted selection predictions and their 95% confidence intervals</w:t>
+        <w:t xml:space="preserve"> was held constant at the average DO recorded in the hypolimnion during the given 2-hour measurement window. Finally, we plotted selection </w:t>
+      </w:r>
+      <w:r>
+        <w:rPr>
+          <w:rFonts w:ascii="Times New Roman" w:hAnsi="Times New Roman" w:cs="Times New Roman"/>
+          <w:sz w:val="24"/>
+          <w:szCs w:val="24"/>
+        </w:rPr>
+        <w:lastRenderedPageBreak/>
+        <w:t>predictions and their 95% confidence intervals</w:t>
       </w:r>
       <w:r>
         <w:rPr>
@@ -5297,7 +5346,7 @@
 
 <file path=word/comments.xml><?xml version="1.0" encoding="utf-8"?>
 <w:comments xmlns:wpc="http://schemas.microsoft.com/office/word/2010/wordprocessingCanvas" xmlns:cx="http://schemas.microsoft.com/office/drawing/2014/chartex" xmlns:cx1="http://schemas.microsoft.com/office/drawing/2015/9/8/chartex" xmlns:mc="http://schemas.openxmlformats.org/markup-compatibility/2006" xmlns:o="urn:schemas-microsoft-com:office:office" xmlns:r="http://schemas.openxmlformats.org/officeDocument/2006/relationships" xmlns:m="http://schemas.openxmlformats.org/officeDocument/2006/math" xmlns:v="urn:schemas-microsoft-com:vml" xmlns:wp14="http://schemas.microsoft.com/office/word/2010/wordprocessingDrawing" xmlns:wp="http://schemas.openxmlformats.org/drawingml/2006/wordprocessingDrawing" xmlns:w10="urn:schemas-microsoft-com:office:word" xmlns:w="http://schemas.openxmlformats.org/wordprocessingml/2006/main" xmlns:w14="http://schemas.microsoft.com/office/word/2010/wordml" xmlns:w15="http://schemas.microsoft.com/office/word/2012/wordml" xmlns:w16se="http://schemas.microsoft.com/office/word/2015/wordml/symex" xmlns:wpg="http://schemas.microsoft.com/office/word/2010/wordprocessingGroup" xmlns:wpi="http://schemas.microsoft.com/office/word/2010/wordprocessingInk" xmlns:wne="http://schemas.microsoft.com/office/word/2006/wordml" xmlns:wps="http://schemas.microsoft.com/office/word/2010/wordprocessingShape" mc:Ignorable="w14 w15 w16se wp14">
-  <w:comment w:id="1" w:author="Barrett, Hannah" w:date="2023-09-18T15:14:00Z" w:initials="BH">
+  <w:comment w:id="0" w:author="Barrett, Hannah" w:date="2023-09-18T15:14:00Z" w:initials="BH">
     <w:p>
       <w:pPr>
         <w:pStyle w:val="CommentText"/>
@@ -5334,7 +5383,7 @@
       </w:r>
     </w:p>
   </w:comment>
-  <w:comment w:id="2" w:author="Microsoft Office User" w:date="2023-09-13T10:20:00Z" w:initials="MOU">
+  <w:comment w:id="1" w:author="Microsoft Office User" w:date="2023-09-13T10:20:00Z" w:initials="MOU">
     <w:p>
       <w:pPr>
         <w:pStyle w:val="CommentText"/>
@@ -5350,7 +5399,7 @@
       </w:r>
     </w:p>
   </w:comment>
-  <w:comment w:id="3" w:author="Barrett, Hannah" w:date="2023-09-18T15:24:00Z" w:initials="BH">
+  <w:comment w:id="2" w:author="Barrett, Hannah" w:date="2023-09-18T15:24:00Z" w:initials="BH">
     <w:p>
       <w:pPr>
         <w:pStyle w:val="CommentText"/>
@@ -5375,7 +5424,7 @@
       </w:r>
     </w:p>
   </w:comment>
-  <w:comment w:id="4" w:author="Barrett, Hannah" w:date="2023-09-11T13:43:00Z" w:initials="BH">
+  <w:comment w:id="3" w:author="Barrett, Hannah" w:date="2023-09-11T13:43:00Z" w:initials="BH">
     <w:p>
       <w:pPr>
         <w:pStyle w:val="CommentText"/>
@@ -5460,7 +5509,7 @@
       </w:r>
     </w:p>
   </w:comment>
-  <w:comment w:id="5" w:author="Microsoft Office User" w:date="2023-09-13T10:38:00Z" w:initials="MOU">
+  <w:comment w:id="4" w:author="Microsoft Office User" w:date="2023-09-13T10:38:00Z" w:initials="MOU">
     <w:p>
       <w:pPr>
         <w:pStyle w:val="CommentText"/>
@@ -5476,7 +5525,7 @@
       </w:r>
     </w:p>
   </w:comment>
-  <w:comment w:id="6" w:author="Microsoft Office User" w:date="2023-09-13T10:42:00Z" w:initials="MOU">
+  <w:comment w:id="5" w:author="Microsoft Office User" w:date="2023-09-13T10:42:00Z" w:initials="MOU">
     <w:p>
       <w:pPr>
         <w:pStyle w:val="CommentText"/>
@@ -5492,7 +5541,7 @@
       </w:r>
     </w:p>
   </w:comment>
-  <w:comment w:id="7" w:author="Barrett, Hannah" w:date="2023-09-19T10:38:00Z" w:initials="BH">
+  <w:comment w:id="6" w:author="Barrett, Hannah" w:date="2023-09-19T10:38:00Z" w:initials="BH">
     <w:p>
       <w:pPr>
         <w:pStyle w:val="CommentText"/>
